--- a/Stadler Áron-Seres Olivér Ármin-Csöndes Máté János.docx
+++ b/Stadler Áron-Seres Olivér Ármin-Csöndes Máté János.docx
@@ -7414,8 +7414,9 @@
     <w:p>
       <w:pPr>
         <w:tabs>
-          <w:tab w:val="left" w:pos="2268"/>
-          <w:tab w:val="left" w:leader="dot" w:pos="8505"/>
+          <w:tab w:val="center" w:pos="3544"/>
+          <w:tab w:val="center" w:pos="5387"/>
+          <w:tab w:val="center" w:pos="7655"/>
         </w:tabs>
         <w:spacing w:after="0"/>
         <w:rPr>
@@ -7435,7 +7436,54 @@
           <w:rFonts w:cs="Times New Roman"/>
           <w:szCs w:val="24"/>
         </w:rPr>
-        <w:tab/>
+        <w:drawing>
+          <wp:inline distT="0" distB="0" distL="0" distR="0" wp14:anchorId="4E5465CF" wp14:editId="22149831">
+            <wp:extent cx="2343230" cy="1054800"/>
+            <wp:effectExtent l="0" t="0" r="0" b="0"/>
+            <wp:docPr id="1135413594" name="Picture 6"/>
+            <wp:cNvGraphicFramePr>
+              <a:graphicFrameLocks xmlns:a="http://schemas.openxmlformats.org/drawingml/2006/main" noChangeAspect="1"/>
+            </wp:cNvGraphicFramePr>
+            <a:graphic xmlns:a="http://schemas.openxmlformats.org/drawingml/2006/main">
+              <a:graphicData uri="http://schemas.openxmlformats.org/drawingml/2006/picture">
+                <pic:pic xmlns:pic="http://schemas.openxmlformats.org/drawingml/2006/picture">
+                  <pic:nvPicPr>
+                    <pic:cNvPr id="0" name="Picture 14"/>
+                    <pic:cNvPicPr>
+                      <a:picLocks noChangeAspect="1" noChangeArrowheads="1"/>
+                    </pic:cNvPicPr>
+                  </pic:nvPicPr>
+                  <pic:blipFill>
+                    <a:blip r:embed="rId11" cstate="print">
+                      <a:extLst>
+                        <a:ext uri="{28A0092B-C50C-407E-A947-70E740481C1C}">
+                          <a14:useLocalDpi xmlns:a14="http://schemas.microsoft.com/office/drawing/2010/main" val="0"/>
+                        </a:ext>
+                      </a:extLst>
+                    </a:blip>
+                    <a:srcRect/>
+                    <a:stretch>
+                      <a:fillRect/>
+                    </a:stretch>
+                  </pic:blipFill>
+                  <pic:spPr bwMode="auto">
+                    <a:xfrm>
+                      <a:off x="0" y="0"/>
+                      <a:ext cx="2343230" cy="1054800"/>
+                    </a:xfrm>
+                    <a:prstGeom prst="rect">
+                      <a:avLst/>
+                    </a:prstGeom>
+                    <a:noFill/>
+                    <a:ln>
+                      <a:noFill/>
+                    </a:ln>
+                  </pic:spPr>
+                </pic:pic>
+              </a:graphicData>
+            </a:graphic>
+          </wp:inline>
+        </w:drawing>
       </w:r>
     </w:p>
     <w:p>
@@ -7450,42 +7498,221 @@
           <w:rFonts w:cs="Times New Roman"/>
           <w:szCs w:val="24"/>
         </w:rPr>
+      </w:pPr>
+      <w:r>
+        <w:rPr>
+          <w:rFonts w:cs="Times New Roman"/>
+          <w:szCs w:val="24"/>
+        </w:rPr>
+        <w:tab/>
+      </w:r>
+      <w:r>
+        <w:rPr>
+          <w:rFonts w:cs="Times New Roman"/>
+          <w:szCs w:val="24"/>
+        </w:rPr>
+        <w:t>Stadler Áron</w:t>
+      </w:r>
+    </w:p>
+    <w:p>
+      <w:pPr>
+        <w:tabs>
+          <w:tab w:val="center" w:pos="3544"/>
+          <w:tab w:val="center" w:pos="5387"/>
+          <w:tab w:val="center" w:pos="7655"/>
+        </w:tabs>
+        <w:spacing w:after="0"/>
+        <w:rPr>
+          <w:rFonts w:cs="Times New Roman"/>
+          <w:szCs w:val="24"/>
+        </w:rPr>
+      </w:pPr>
+      <w:r>
+        <w:rPr>
+          <w:rFonts w:cs="Times New Roman"/>
+          <w:szCs w:val="24"/>
+        </w:rPr>
+        <w:tab/>
+      </w:r>
+      <w:r>
+        <w:rPr>
+          <w:rFonts w:cs="Times New Roman"/>
+          <w:szCs w:val="24"/>
+        </w:rPr>
+        <w:drawing>
+          <wp:inline distT="0" distB="0" distL="0" distR="0" wp14:anchorId="3B6799B1" wp14:editId="45ECA221">
+            <wp:extent cx="2316480" cy="1055414"/>
+            <wp:effectExtent l="0" t="0" r="7620" b="0"/>
+            <wp:docPr id="730557852" name="Picture 4"/>
+            <wp:cNvGraphicFramePr>
+              <a:graphicFrameLocks xmlns:a="http://schemas.openxmlformats.org/drawingml/2006/main" noChangeAspect="1"/>
+            </wp:cNvGraphicFramePr>
+            <a:graphic xmlns:a="http://schemas.openxmlformats.org/drawingml/2006/main">
+              <a:graphicData uri="http://schemas.openxmlformats.org/drawingml/2006/picture">
+                <pic:pic xmlns:pic="http://schemas.openxmlformats.org/drawingml/2006/picture">
+                  <pic:nvPicPr>
+                    <pic:cNvPr id="0" name="Picture 10"/>
+                    <pic:cNvPicPr>
+                      <a:picLocks noChangeAspect="1" noChangeArrowheads="1"/>
+                    </pic:cNvPicPr>
+                  </pic:nvPicPr>
+                  <pic:blipFill>
+                    <a:blip r:embed="rId12" cstate="print">
+                      <a:extLst>
+                        <a:ext uri="{28A0092B-C50C-407E-A947-70E740481C1C}">
+                          <a14:useLocalDpi xmlns:a14="http://schemas.microsoft.com/office/drawing/2010/main" val="0"/>
+                        </a:ext>
+                      </a:extLst>
+                    </a:blip>
+                    <a:srcRect/>
+                    <a:stretch>
+                      <a:fillRect/>
+                    </a:stretch>
+                  </pic:blipFill>
+                  <pic:spPr bwMode="auto">
+                    <a:xfrm>
+                      <a:off x="0" y="0"/>
+                      <a:ext cx="2316480" cy="1055414"/>
+                    </a:xfrm>
+                    <a:prstGeom prst="rect">
+                      <a:avLst/>
+                    </a:prstGeom>
+                    <a:noFill/>
+                    <a:ln>
+                      <a:noFill/>
+                    </a:ln>
+                  </pic:spPr>
+                </pic:pic>
+              </a:graphicData>
+            </a:graphic>
+          </wp:inline>
+        </w:drawing>
+      </w:r>
+    </w:p>
+    <w:p>
+      <w:pPr>
+        <w:tabs>
+          <w:tab w:val="center" w:pos="3544"/>
+          <w:tab w:val="center" w:pos="5387"/>
+          <w:tab w:val="center" w:pos="7655"/>
+        </w:tabs>
+        <w:spacing w:after="0"/>
+        <w:rPr>
+          <w:rFonts w:cs="Times New Roman"/>
+          <w:szCs w:val="24"/>
+        </w:rPr>
+      </w:pPr>
+      <w:r>
+        <w:rPr>
+          <w:rFonts w:cs="Times New Roman"/>
+          <w:szCs w:val="24"/>
+        </w:rPr>
+        <w:tab/>
+      </w:r>
+      <w:r>
+        <w:rPr>
+          <w:rFonts w:cs="Times New Roman"/>
+          <w:szCs w:val="24"/>
+        </w:rPr>
+        <w:t>Seres Olivér Ármin</w:t>
+      </w:r>
+    </w:p>
+    <w:p>
+      <w:pPr>
+        <w:tabs>
+          <w:tab w:val="center" w:pos="3544"/>
+          <w:tab w:val="center" w:pos="5387"/>
+          <w:tab w:val="center" w:pos="7655"/>
+        </w:tabs>
+        <w:spacing w:after="0"/>
+        <w:rPr>
+          <w:rFonts w:cs="Times New Roman"/>
+          <w:szCs w:val="24"/>
+        </w:rPr>
+      </w:pPr>
+      <w:r>
+        <w:rPr>
+          <w:rFonts w:cs="Times New Roman"/>
+          <w:szCs w:val="24"/>
+        </w:rPr>
+        <w:tab/>
+      </w:r>
+      <w:r>
+        <w:rPr>
+          <w:rFonts w:cs="Times New Roman"/>
+          <w:szCs w:val="24"/>
+        </w:rPr>
+        <w:drawing>
+          <wp:inline distT="0" distB="0" distL="0" distR="0" wp14:anchorId="40B6BC0F" wp14:editId="3826DCAD">
+            <wp:extent cx="2372375" cy="1054800"/>
+            <wp:effectExtent l="0" t="0" r="8890" b="0"/>
+            <wp:docPr id="72582896" name="Picture 5"/>
+            <wp:cNvGraphicFramePr>
+              <a:graphicFrameLocks xmlns:a="http://schemas.openxmlformats.org/drawingml/2006/main" noChangeAspect="1"/>
+            </wp:cNvGraphicFramePr>
+            <a:graphic xmlns:a="http://schemas.openxmlformats.org/drawingml/2006/main">
+              <a:graphicData uri="http://schemas.openxmlformats.org/drawingml/2006/picture">
+                <pic:pic xmlns:pic="http://schemas.openxmlformats.org/drawingml/2006/picture">
+                  <pic:nvPicPr>
+                    <pic:cNvPr id="0" name="Picture 12"/>
+                    <pic:cNvPicPr>
+                      <a:picLocks noChangeAspect="1" noChangeArrowheads="1"/>
+                    </pic:cNvPicPr>
+                  </pic:nvPicPr>
+                  <pic:blipFill>
+                    <a:blip r:embed="rId13" cstate="print">
+                      <a:extLst>
+                        <a:ext uri="{28A0092B-C50C-407E-A947-70E740481C1C}">
+                          <a14:useLocalDpi xmlns:a14="http://schemas.microsoft.com/office/drawing/2010/main" val="0"/>
+                        </a:ext>
+                      </a:extLst>
+                    </a:blip>
+                    <a:srcRect/>
+                    <a:stretch>
+                      <a:fillRect/>
+                    </a:stretch>
+                  </pic:blipFill>
+                  <pic:spPr bwMode="auto">
+                    <a:xfrm>
+                      <a:off x="0" y="0"/>
+                      <a:ext cx="2372375" cy="1054800"/>
+                    </a:xfrm>
+                    <a:prstGeom prst="rect">
+                      <a:avLst/>
+                    </a:prstGeom>
+                    <a:noFill/>
+                    <a:ln>
+                      <a:noFill/>
+                    </a:ln>
+                  </pic:spPr>
+                </pic:pic>
+              </a:graphicData>
+            </a:graphic>
+          </wp:inline>
+        </w:drawing>
+      </w:r>
+    </w:p>
+    <w:p>
+      <w:pPr>
+        <w:tabs>
+          <w:tab w:val="center" w:pos="3544"/>
+          <w:tab w:val="center" w:pos="5387"/>
+          <w:tab w:val="center" w:pos="7655"/>
+        </w:tabs>
+        <w:spacing w:after="0"/>
+        <w:rPr>
+          <w:rFonts w:cs="Times New Roman"/>
+          <w:szCs w:val="24"/>
+        </w:rPr>
         <w:sectPr>
-          <w:footerReference w:type="default" r:id="rId11"/>
+          <w:footerReference w:type="default" r:id="rId14"/>
           <w:pgSz w:w="11906" w:h="16838"/>
           <w:pgMar w:top="1418" w:right="1418" w:bottom="1418" w:left="1418" w:header="709" w:footer="709" w:gutter="284"/>
           <w:cols w:space="708"/>
+          <w:titlePg/>
           <w:docGrid w:linePitch="360"/>
         </w:sectPr>
       </w:pPr>
-      <w:r>
-        <w:rPr>
-          <w:rFonts w:cs="Times New Roman"/>
-          <w:szCs w:val="24"/>
-        </w:rPr>
-        <w:tab/>
-      </w:r>
-      <w:r>
-        <w:rPr>
-          <w:rFonts w:cs="Times New Roman"/>
-          <w:szCs w:val="24"/>
-        </w:rPr>
-        <w:t>Stadler Áron</w:t>
-      </w:r>
-      <w:r>
-        <w:rPr>
-          <w:rFonts w:cs="Times New Roman"/>
-          <w:szCs w:val="24"/>
-        </w:rPr>
-        <w:tab/>
-      </w:r>
-      <w:r>
-        <w:rPr>
-          <w:rFonts w:cs="Times New Roman"/>
-          <w:szCs w:val="24"/>
-        </w:rPr>
-        <w:t>Seres Olivér Ármin</w:t>
-      </w:r>
       <w:r>
         <w:rPr>
           <w:rFonts w:cs="Times New Roman"/>
@@ -9088,7 +9315,7 @@
                     <pic:cNvPicPr/>
                   </pic:nvPicPr>
                   <pic:blipFill>
-                    <a:blip r:embed="rId12"/>
+                    <a:blip r:embed="rId15"/>
                     <a:stretch>
                       <a:fillRect/>
                     </a:stretch>
@@ -9113,17 +9340,32 @@
       <w:pPr>
         <w:pStyle w:val="Caption"/>
       </w:pPr>
-      <w:fldSimple w:instr=" SEQ ábra \* ARABIC ">
-        <w:r>
-          <w:rPr>
-            <w:noProof/>
-          </w:rPr>
-          <w:t>1</w:t>
-        </w:r>
-      </w:fldSimple>
+      <w:r>
+        <w:fldChar w:fldCharType="begin"/>
+      </w:r>
+      <w:r>
+        <w:instrText xml:space="preserve"> SEQ ábra \* ARABIC </w:instrText>
+      </w:r>
+      <w:r>
+        <w:fldChar w:fldCharType="separate"/>
+      </w:r>
+      <w:bookmarkStart w:id="17" w:name="_Toc227744731"/>
+      <w:r>
+        <w:rPr>
+          <w:noProof/>
+        </w:rPr>
+        <w:t>1</w:t>
+      </w:r>
+      <w:r>
+        <w:rPr>
+          <w:noProof/>
+        </w:rPr>
+        <w:fldChar w:fldCharType="end"/>
+      </w:r>
       <w:r>
         <w:t>. ábra Adatbázis felépítése</w:t>
       </w:r>
+      <w:bookmarkEnd w:id="17"/>
     </w:p>
     <w:p>
       <w:pPr>
@@ -9133,11 +9375,11 @@
           <w:numId w:val="2"/>
         </w:numPr>
       </w:pPr>
-      <w:bookmarkStart w:id="17" w:name="_Toc227310581"/>
+      <w:bookmarkStart w:id="18" w:name="_Toc227310581"/>
       <w:r>
         <w:t>Táblák és leírásuk</w:t>
       </w:r>
-      <w:bookmarkEnd w:id="17"/>
+      <w:bookmarkEnd w:id="18"/>
     </w:p>
     <w:p>
       <w:pPr>
@@ -10360,11 +10602,11 @@
           <w:numId w:val="2"/>
         </w:numPr>
       </w:pPr>
-      <w:bookmarkStart w:id="18" w:name="_Toc227310582"/>
+      <w:bookmarkStart w:id="19" w:name="_Toc227310582"/>
       <w:r>
         <w:t>Üzleti logika:</w:t>
       </w:r>
-      <w:bookmarkEnd w:id="18"/>
+      <w:bookmarkEnd w:id="19"/>
     </w:p>
     <w:p>
       <w:pPr>
@@ -10454,14 +10696,14 @@
           <w:numId w:val="2"/>
         </w:numPr>
       </w:pPr>
-      <w:bookmarkStart w:id="19" w:name="_Toc227310583"/>
+      <w:bookmarkStart w:id="20" w:name="_Toc227310583"/>
       <w:r>
         <w:t xml:space="preserve">Átlagos </w:t>
       </w:r>
       <w:r>
         <w:t>felhasználói folyamat</w:t>
       </w:r>
-      <w:bookmarkEnd w:id="19"/>
+      <w:bookmarkEnd w:id="20"/>
     </w:p>
     <w:p>
       <w:pPr>
@@ -10622,11 +10864,11 @@
           <w:numId w:val="2"/>
         </w:numPr>
       </w:pPr>
-      <w:bookmarkStart w:id="20" w:name="_Toc227310584"/>
+      <w:bookmarkStart w:id="21" w:name="_Toc227310584"/>
       <w:r>
         <w:t>Megkötések és integritás</w:t>
       </w:r>
-      <w:bookmarkEnd w:id="20"/>
+      <w:bookmarkEnd w:id="21"/>
     </w:p>
     <w:p>
       <w:pPr>
@@ -10874,12 +11116,12 @@
       <w:pPr>
         <w:pStyle w:val="Heading2"/>
       </w:pPr>
-      <w:bookmarkStart w:id="21" w:name="_Toc227310585"/>
+      <w:bookmarkStart w:id="22" w:name="_Toc227310585"/>
       <w:r>
         <w:lastRenderedPageBreak/>
         <w:t>Algoritmusok</w:t>
       </w:r>
-      <w:bookmarkEnd w:id="21"/>
+      <w:bookmarkEnd w:id="22"/>
     </w:p>
     <w:p>
       <w:pPr>
@@ -10904,11 +11146,11 @@
           <w:numId w:val="2"/>
         </w:numPr>
       </w:pPr>
-      <w:bookmarkStart w:id="22" w:name="_Toc227310586"/>
+      <w:bookmarkStart w:id="23" w:name="_Toc227310586"/>
       <w:r>
         <w:t>Felhasználói hitelesítés és jelszókezelés</w:t>
       </w:r>
-      <w:bookmarkEnd w:id="22"/>
+      <w:bookmarkEnd w:id="23"/>
     </w:p>
     <w:p>
       <w:pPr>
@@ -11108,11 +11350,11 @@
           <w:numId w:val="2"/>
         </w:numPr>
       </w:pPr>
-      <w:bookmarkStart w:id="23" w:name="_Toc227310587"/>
+      <w:bookmarkStart w:id="24" w:name="_Toc227310587"/>
       <w:r>
         <w:t>Felhasználói szerepkör módosítása</w:t>
       </w:r>
-      <w:bookmarkEnd w:id="23"/>
+      <w:bookmarkEnd w:id="24"/>
     </w:p>
     <w:p>
       <w:pPr>
@@ -11885,11 +12127,11 @@
           <w:numId w:val="2"/>
         </w:numPr>
       </w:pPr>
-      <w:bookmarkStart w:id="24" w:name="_Toc227310588"/>
+      <w:bookmarkStart w:id="25" w:name="_Toc227310588"/>
       <w:r>
         <w:t>Kosár és rendeléskezelési folyamat</w:t>
       </w:r>
-      <w:bookmarkEnd w:id="24"/>
+      <w:bookmarkEnd w:id="25"/>
     </w:p>
     <w:p>
       <w:pPr>
@@ -12096,11 +12338,11 @@
           <w:numId w:val="2"/>
         </w:numPr>
       </w:pPr>
-      <w:bookmarkStart w:id="25" w:name="_Toc227310589"/>
+      <w:bookmarkStart w:id="26" w:name="_Toc227310589"/>
       <w:r>
         <w:t>Rendelés létrehozása és életciklus-kezelés</w:t>
       </w:r>
-      <w:bookmarkEnd w:id="25"/>
+      <w:bookmarkEnd w:id="26"/>
     </w:p>
     <w:p>
       <w:pPr>
@@ -12330,7 +12572,7 @@
       <w:pPr>
         <w:pStyle w:val="Heading2"/>
       </w:pPr>
-      <w:bookmarkStart w:id="26" w:name="_Toc227310590"/>
+      <w:bookmarkStart w:id="27" w:name="_Toc227310590"/>
       <w:r>
         <w:lastRenderedPageBreak/>
         <w:t>Tesztelés</w:t>
@@ -12338,7 +12580,7 @@
       <w:r>
         <w:t>ek</w:t>
       </w:r>
-      <w:bookmarkEnd w:id="26"/>
+      <w:bookmarkEnd w:id="27"/>
     </w:p>
     <w:p>
       <w:pPr>
@@ -12348,11 +12590,11 @@
           <w:numId w:val="2"/>
         </w:numPr>
       </w:pPr>
-      <w:bookmarkStart w:id="27" w:name="_Toc227310591"/>
+      <w:bookmarkStart w:id="28" w:name="_Toc227310591"/>
       <w:r>
         <w:t>Tesztelési stratégia</w:t>
       </w:r>
-      <w:bookmarkEnd w:id="27"/>
+      <w:bookmarkEnd w:id="28"/>
     </w:p>
     <w:p>
       <w:pPr>
@@ -12452,11 +12694,11 @@
           <w:numId w:val="2"/>
         </w:numPr>
       </w:pPr>
-      <w:bookmarkStart w:id="28" w:name="_Toc227310592"/>
+      <w:bookmarkStart w:id="29" w:name="_Toc227310592"/>
       <w:r>
         <w:t>Frontend tesztelés</w:t>
       </w:r>
-      <w:bookmarkEnd w:id="28"/>
+      <w:bookmarkEnd w:id="29"/>
     </w:p>
     <w:p>
       <w:pPr>
@@ -12596,11 +12838,11 @@
           <w:numId w:val="2"/>
         </w:numPr>
       </w:pPr>
-      <w:bookmarkStart w:id="29" w:name="_Toc227310593"/>
+      <w:bookmarkStart w:id="30" w:name="_Toc227310593"/>
       <w:r>
         <w:t>Tesztelési típusok</w:t>
       </w:r>
-      <w:bookmarkEnd w:id="29"/>
+      <w:bookmarkEnd w:id="30"/>
     </w:p>
     <w:p>
       <w:pPr>
@@ -12760,12 +13002,12 @@
           <w:numId w:val="2"/>
         </w:numPr>
       </w:pPr>
-      <w:bookmarkStart w:id="30" w:name="_Toc227310594"/>
+      <w:bookmarkStart w:id="31" w:name="_Toc227310594"/>
       <w:r>
         <w:lastRenderedPageBreak/>
         <w:t>Backend tesztelés</w:t>
       </w:r>
-      <w:bookmarkEnd w:id="30"/>
+      <w:bookmarkEnd w:id="31"/>
     </w:p>
     <w:p>
       <w:pPr>
@@ -13047,11 +13289,11 @@
           <w:numId w:val="2"/>
         </w:numPr>
       </w:pPr>
-      <w:bookmarkStart w:id="31" w:name="_Toc227310595"/>
+      <w:bookmarkStart w:id="32" w:name="_Toc227310595"/>
       <w:r>
         <w:t>API tesztelés</w:t>
       </w:r>
-      <w:bookmarkEnd w:id="31"/>
+      <w:bookmarkEnd w:id="32"/>
     </w:p>
     <w:p>
       <w:pPr>
@@ -13156,11 +13398,11 @@
           <w:numId w:val="2"/>
         </w:numPr>
       </w:pPr>
-      <w:bookmarkStart w:id="32" w:name="_Toc227310596"/>
+      <w:bookmarkStart w:id="33" w:name="_Toc227310596"/>
       <w:r>
         <w:t>Tesztelési eredmények</w:t>
       </w:r>
-      <w:bookmarkEnd w:id="32"/>
+      <w:bookmarkEnd w:id="33"/>
     </w:p>
     <w:p>
       <w:pPr>
@@ -13198,22 +13440,22 @@
         <w:spacing w:before="240"/>
         <w:ind w:left="714" w:hanging="357"/>
       </w:pPr>
-      <w:bookmarkStart w:id="33" w:name="_Toc227310597"/>
+      <w:bookmarkStart w:id="34" w:name="_Toc227310597"/>
       <w:r>
         <w:lastRenderedPageBreak/>
         <w:t>Felhasználói dokumentáció</w:t>
       </w:r>
-      <w:bookmarkEnd w:id="33"/>
+      <w:bookmarkEnd w:id="34"/>
     </w:p>
     <w:p>
       <w:pPr>
         <w:pStyle w:val="Heading2"/>
       </w:pPr>
-      <w:bookmarkStart w:id="34" w:name="_Toc227310598"/>
+      <w:bookmarkStart w:id="35" w:name="_Toc227310598"/>
       <w:r>
         <w:t>Program általános specifikációja és célja</w:t>
       </w:r>
-      <w:bookmarkEnd w:id="34"/>
+      <w:bookmarkEnd w:id="35"/>
     </w:p>
     <w:p>
       <w:pPr>
@@ -13223,11 +13465,11 @@
           <w:numId w:val="2"/>
         </w:numPr>
       </w:pPr>
-      <w:bookmarkStart w:id="35" w:name="_Toc227310599"/>
+      <w:bookmarkStart w:id="36" w:name="_Toc227310599"/>
       <w:r>
         <w:t>Program célja</w:t>
       </w:r>
-      <w:bookmarkEnd w:id="35"/>
+      <w:bookmarkEnd w:id="36"/>
     </w:p>
     <w:p>
       <w:pPr>
@@ -13248,11 +13490,11 @@
       <w:pPr>
         <w:pStyle w:val="Heading2"/>
       </w:pPr>
-      <w:bookmarkStart w:id="36" w:name="_Toc227310600"/>
+      <w:bookmarkStart w:id="37" w:name="_Toc227310600"/>
       <w:r>
         <w:t>Általános specifikáció</w:t>
       </w:r>
-      <w:bookmarkEnd w:id="36"/>
+      <w:bookmarkEnd w:id="37"/>
     </w:p>
     <w:p>
       <w:pPr>
@@ -13306,11 +13548,11 @@
           <w:numId w:val="2"/>
         </w:numPr>
       </w:pPr>
-      <w:bookmarkStart w:id="37" w:name="_Toc227310601"/>
+      <w:bookmarkStart w:id="38" w:name="_Toc227310601"/>
       <w:r>
         <w:t>Támogatott funkciók:</w:t>
       </w:r>
-      <w:bookmarkEnd w:id="37"/>
+      <w:bookmarkEnd w:id="38"/>
     </w:p>
     <w:p>
       <w:pPr>
@@ -13420,11 +13662,11 @@
       <w:pPr>
         <w:pStyle w:val="Heading2"/>
       </w:pPr>
-      <w:bookmarkStart w:id="38" w:name="_Toc227310602"/>
+      <w:bookmarkStart w:id="39" w:name="_Toc227310602"/>
       <w:r>
         <w:t>Rendszer követelmények</w:t>
       </w:r>
-      <w:bookmarkEnd w:id="38"/>
+      <w:bookmarkEnd w:id="39"/>
     </w:p>
     <w:p>
       <w:pPr>
@@ -13434,11 +13676,11 @@
           <w:numId w:val="2"/>
         </w:numPr>
       </w:pPr>
-      <w:bookmarkStart w:id="39" w:name="_Toc227310603"/>
+      <w:bookmarkStart w:id="40" w:name="_Toc227310603"/>
       <w:r>
         <w:t>Szoftver követelmények</w:t>
       </w:r>
-      <w:bookmarkEnd w:id="39"/>
+      <w:bookmarkEnd w:id="40"/>
     </w:p>
     <w:p>
       <w:pPr>
@@ -13495,14 +13737,14 @@
           <w:numId w:val="2"/>
         </w:numPr>
       </w:pPr>
-      <w:bookmarkStart w:id="40" w:name="_Toc227310604"/>
+      <w:bookmarkStart w:id="41" w:name="_Toc227310604"/>
       <w:r>
         <w:t>Backend</w:t>
       </w:r>
       <w:r>
         <w:t xml:space="preserve"> követelmények</w:t>
       </w:r>
-      <w:bookmarkEnd w:id="40"/>
+      <w:bookmarkEnd w:id="41"/>
     </w:p>
     <w:p>
       <w:pPr>
@@ -13566,7 +13808,7 @@
           <w:numId w:val="2"/>
         </w:numPr>
       </w:pPr>
-      <w:bookmarkStart w:id="41" w:name="_Toc227310605"/>
+      <w:bookmarkStart w:id="42" w:name="_Toc227310605"/>
       <w:r>
         <w:lastRenderedPageBreak/>
         <w:t>Frontend</w:t>
@@ -13574,7 +13816,7 @@
       <w:r>
         <w:t xml:space="preserve"> követelmények</w:t>
       </w:r>
-      <w:bookmarkEnd w:id="41"/>
+      <w:bookmarkEnd w:id="42"/>
     </w:p>
     <w:p>
       <w:pPr>
@@ -13738,11 +13980,11 @@
           <w:numId w:val="2"/>
         </w:numPr>
       </w:pPr>
-      <w:bookmarkStart w:id="42" w:name="_Toc227310606"/>
+      <w:bookmarkStart w:id="43" w:name="_Toc227310606"/>
       <w:r>
         <w:t>Hardver követelmények</w:t>
       </w:r>
-      <w:bookmarkEnd w:id="42"/>
+      <w:bookmarkEnd w:id="43"/>
     </w:p>
     <w:p>
       <w:pPr>
@@ -13832,11 +14074,11 @@
           <w:numId w:val="2"/>
         </w:numPr>
       </w:pPr>
-      <w:bookmarkStart w:id="43" w:name="_Toc227310607"/>
+      <w:bookmarkStart w:id="44" w:name="_Toc227310607"/>
       <w:r>
         <w:t>Hálózati portok</w:t>
       </w:r>
-      <w:bookmarkEnd w:id="43"/>
+      <w:bookmarkEnd w:id="44"/>
     </w:p>
     <w:p>
       <w:pPr>
@@ -13909,11 +14151,11 @@
       <w:pPr>
         <w:pStyle w:val="Heading2"/>
       </w:pPr>
-      <w:bookmarkStart w:id="44" w:name="_Toc227310608"/>
+      <w:bookmarkStart w:id="45" w:name="_Toc227310608"/>
       <w:r>
         <w:t>Program telepítése</w:t>
       </w:r>
-      <w:bookmarkEnd w:id="44"/>
+      <w:bookmarkEnd w:id="45"/>
     </w:p>
     <w:p>
       <w:pPr>
@@ -13923,11 +14165,11 @@
           <w:numId w:val="2"/>
         </w:numPr>
       </w:pPr>
-      <w:bookmarkStart w:id="45" w:name="_Toc227310609"/>
+      <w:bookmarkStart w:id="46" w:name="_Toc227310609"/>
       <w:r>
         <w:t>Előfeltételek ellenőrzése</w:t>
       </w:r>
-      <w:bookmarkEnd w:id="45"/>
+      <w:bookmarkEnd w:id="46"/>
     </w:p>
     <w:p>
       <w:pPr>
@@ -14054,11 +14296,11 @@
           <w:numId w:val="2"/>
         </w:numPr>
       </w:pPr>
-      <w:bookmarkStart w:id="46" w:name="_Toc227310610"/>
+      <w:bookmarkStart w:id="47" w:name="_Toc227310610"/>
       <w:r>
         <w:t>Projekt letöltése</w:t>
       </w:r>
-      <w:bookmarkEnd w:id="46"/>
+      <w:bookmarkEnd w:id="47"/>
     </w:p>
     <w:p>
       <w:pPr>
@@ -14124,7 +14366,7 @@
         <w:lastRenderedPageBreak/>
         <w:t xml:space="preserve">git clone </w:t>
       </w:r>
-      <w:hyperlink r:id="rId13" w:history="1">
+      <w:hyperlink r:id="rId16" w:history="1">
         <w:r>
           <w:rPr>
             <w:rStyle w:val="Hyperlink"/>
@@ -14163,11 +14405,11 @@
           <w:numId w:val="2"/>
         </w:numPr>
       </w:pPr>
-      <w:bookmarkStart w:id="47" w:name="_Toc227310611"/>
+      <w:bookmarkStart w:id="48" w:name="_Toc227310611"/>
       <w:r>
         <w:t>Az alkalmazás indítása</w:t>
       </w:r>
-      <w:bookmarkEnd w:id="47"/>
+      <w:bookmarkEnd w:id="48"/>
     </w:p>
     <w:p>
       <w:pPr>
@@ -14188,7 +14430,7 @@
         </w:rPr>
         <w:t>Telepítse a Node.js-t, ha még nincs telepítve (</w:t>
       </w:r>
-      <w:hyperlink r:id="rId14" w:history="1">
+      <w:hyperlink r:id="rId17" w:history="1">
         <w:r>
           <w:rPr>
             <w:rStyle w:val="Hyperlink"/>
@@ -14225,7 +14467,7 @@
         </w:rPr>
         <w:t>Telepítsen .Net 8 vagy magasabb verziót, ha még nincs telepítve (</w:t>
       </w:r>
-      <w:hyperlink r:id="rId15" w:history="1">
+      <w:hyperlink r:id="rId18" w:history="1">
         <w:r>
           <w:rPr>
             <w:rStyle w:val="Hyperlink"/>
@@ -14285,14 +14527,14 @@
           <w:numId w:val="2"/>
         </w:numPr>
       </w:pPr>
-      <w:bookmarkStart w:id="48" w:name="_Toc227310612"/>
+      <w:bookmarkStart w:id="49" w:name="_Toc227310612"/>
       <w:r>
         <w:t>Indítási</w:t>
       </w:r>
       <w:r>
         <w:t xml:space="preserve"> adatok</w:t>
       </w:r>
-      <w:bookmarkEnd w:id="48"/>
+      <w:bookmarkEnd w:id="49"/>
     </w:p>
     <w:p>
       <w:pPr>
@@ -14348,11 +14590,11 @@
       <w:pPr>
         <w:pStyle w:val="Heading2"/>
       </w:pPr>
-      <w:bookmarkStart w:id="49" w:name="_Toc227310613"/>
+      <w:bookmarkStart w:id="50" w:name="_Toc227310613"/>
       <w:r>
         <w:t>Program használata</w:t>
       </w:r>
-      <w:bookmarkEnd w:id="49"/>
+      <w:bookmarkEnd w:id="50"/>
     </w:p>
     <w:p>
       <w:pPr>
@@ -14362,11 +14604,11 @@
           <w:numId w:val="2"/>
         </w:numPr>
       </w:pPr>
-      <w:bookmarkStart w:id="50" w:name="_Toc227310614"/>
+      <w:bookmarkStart w:id="51" w:name="_Toc227310614"/>
       <w:r>
         <w:t>Az alkalmazás indítása</w:t>
       </w:r>
-      <w:bookmarkEnd w:id="50"/>
+      <w:bookmarkEnd w:id="51"/>
     </w:p>
     <w:p>
       <w:pPr>
@@ -14405,11 +14647,11 @@
           <w:numId w:val="2"/>
         </w:numPr>
       </w:pPr>
-      <w:bookmarkStart w:id="51" w:name="_Toc227310615"/>
+      <w:bookmarkStart w:id="52" w:name="_Toc227310615"/>
       <w:r>
         <w:t>Felhasználói fiókok</w:t>
       </w:r>
-      <w:bookmarkEnd w:id="51"/>
+      <w:bookmarkEnd w:id="52"/>
     </w:p>
     <w:p>
       <w:pPr>
@@ -14419,11 +14661,11 @@
           <w:numId w:val="2"/>
         </w:numPr>
       </w:pPr>
-      <w:bookmarkStart w:id="52" w:name="_Toc227310616"/>
+      <w:bookmarkStart w:id="53" w:name="_Toc227310616"/>
       <w:r>
         <w:t>Regisztráció</w:t>
       </w:r>
-      <w:bookmarkEnd w:id="52"/>
+      <w:bookmarkEnd w:id="53"/>
     </w:p>
     <w:p>
       <w:pPr>
@@ -14513,7 +14755,7 @@
                     <pic:cNvPicPr/>
                   </pic:nvPicPr>
                   <pic:blipFill>
-                    <a:blip r:embed="rId16"/>
+                    <a:blip r:embed="rId19"/>
                     <a:stretch>
                       <a:fillRect/>
                     </a:stretch>
@@ -14564,6 +14806,7 @@
         </w:rPr>
         <w:fldChar w:fldCharType="separate"/>
       </w:r>
+      <w:bookmarkStart w:id="54" w:name="_Toc227744732"/>
       <w:r>
         <w:rPr>
           <w:rFonts w:cs="Times New Roman"/>
@@ -14582,6 +14825,7 @@
       <w:r>
         <w:t>. ábra Regisztrációs oldal</w:t>
       </w:r>
+      <w:bookmarkEnd w:id="54"/>
     </w:p>
     <w:p>
       <w:pPr>
@@ -14591,11 +14835,11 @@
           <w:numId w:val="2"/>
         </w:numPr>
       </w:pPr>
-      <w:bookmarkStart w:id="53" w:name="_Toc227310617"/>
+      <w:bookmarkStart w:id="55" w:name="_Toc227310617"/>
       <w:r>
         <w:t>Bejelentkezés</w:t>
       </w:r>
-      <w:bookmarkEnd w:id="53"/>
+      <w:bookmarkEnd w:id="55"/>
     </w:p>
     <w:p>
       <w:pPr>
@@ -14685,7 +14929,7 @@
                     <pic:cNvPicPr/>
                   </pic:nvPicPr>
                   <pic:blipFill>
-                    <a:blip r:embed="rId17"/>
+                    <a:blip r:embed="rId20"/>
                     <a:stretch>
                       <a:fillRect/>
                     </a:stretch>
@@ -14736,6 +14980,7 @@
         </w:rPr>
         <w:fldChar w:fldCharType="separate"/>
       </w:r>
+      <w:bookmarkStart w:id="56" w:name="_Toc227744733"/>
       <w:r>
         <w:rPr>
           <w:rFonts w:cs="Times New Roman"/>
@@ -14754,6 +14999,7 @@
       <w:r>
         <w:t>. ábra Bejelentkezési fül</w:t>
       </w:r>
+      <w:bookmarkEnd w:id="56"/>
     </w:p>
     <w:p>
       <w:pPr>
@@ -14763,12 +15009,12 @@
           <w:numId w:val="2"/>
         </w:numPr>
       </w:pPr>
-      <w:bookmarkStart w:id="54" w:name="_Toc227310618"/>
+      <w:bookmarkStart w:id="57" w:name="_Toc227310618"/>
       <w:r>
         <w:lastRenderedPageBreak/>
         <w:t>Termékek böngészése</w:t>
       </w:r>
-      <w:bookmarkEnd w:id="54"/>
+      <w:bookmarkEnd w:id="57"/>
     </w:p>
     <w:p>
       <w:pPr>
@@ -14871,7 +15117,7 @@
                     <pic:cNvPicPr/>
                   </pic:nvPicPr>
                   <pic:blipFill>
-                    <a:blip r:embed="rId18"/>
+                    <a:blip r:embed="rId21"/>
                     <a:stretch>
                       <a:fillRect/>
                     </a:stretch>
@@ -14921,6 +15167,7 @@
         </w:rPr>
         <w:fldChar w:fldCharType="separate"/>
       </w:r>
+      <w:bookmarkStart w:id="58" w:name="_Toc227744734"/>
       <w:r>
         <w:rPr>
           <w:rFonts w:cs="Times New Roman"/>
@@ -14942,6 +15189,7 @@
       <w:r>
         <w:t xml:space="preserve"> választási opciói</w:t>
       </w:r>
+      <w:bookmarkEnd w:id="58"/>
     </w:p>
     <w:p>
       <w:pPr>
@@ -14966,11 +15214,11 @@
           <w:numId w:val="2"/>
         </w:numPr>
       </w:pPr>
-      <w:bookmarkStart w:id="55" w:name="_Toc227310619"/>
+      <w:bookmarkStart w:id="59" w:name="_Toc227310619"/>
       <w:r>
         <w:t>Termék részletei</w:t>
       </w:r>
-      <w:bookmarkEnd w:id="55"/>
+      <w:bookmarkEnd w:id="59"/>
     </w:p>
     <w:p>
       <w:pPr>
@@ -15109,7 +15357,7 @@
                     <pic:cNvPicPr/>
                   </pic:nvPicPr>
                   <pic:blipFill>
-                    <a:blip r:embed="rId19"/>
+                    <a:blip r:embed="rId22"/>
                     <a:stretch>
                       <a:fillRect/>
                     </a:stretch>
@@ -15159,6 +15407,7 @@
         </w:rPr>
         <w:fldChar w:fldCharType="separate"/>
       </w:r>
+      <w:bookmarkStart w:id="60" w:name="_Toc227744735"/>
       <w:r>
         <w:rPr>
           <w:rFonts w:cs="Times New Roman"/>
@@ -15177,6 +15426,7 @@
       <w:r>
         <w:t>. ábra Egy termék oldala</w:t>
       </w:r>
+      <w:bookmarkEnd w:id="60"/>
     </w:p>
     <w:p>
       <w:pPr>
@@ -15186,12 +15436,12 @@
           <w:numId w:val="2"/>
         </w:numPr>
       </w:pPr>
-      <w:bookmarkStart w:id="56" w:name="_Toc227310620"/>
+      <w:bookmarkStart w:id="61" w:name="_Toc227310620"/>
       <w:r>
         <w:lastRenderedPageBreak/>
         <w:t>Kosár kezelés</w:t>
       </w:r>
-      <w:bookmarkEnd w:id="56"/>
+      <w:bookmarkEnd w:id="61"/>
     </w:p>
     <w:p>
       <w:pPr>
@@ -15201,11 +15451,11 @@
           <w:numId w:val="2"/>
         </w:numPr>
       </w:pPr>
-      <w:bookmarkStart w:id="57" w:name="_Toc227310621"/>
+      <w:bookmarkStart w:id="62" w:name="_Toc227310621"/>
       <w:r>
         <w:t>Termék hozzáadása a kosárhoz</w:t>
       </w:r>
-      <w:bookmarkEnd w:id="57"/>
+      <w:bookmarkEnd w:id="62"/>
     </w:p>
     <w:p>
       <w:pPr>
@@ -15275,11 +15525,11 @@
           <w:numId w:val="2"/>
         </w:numPr>
       </w:pPr>
-      <w:bookmarkStart w:id="58" w:name="_Toc227310622"/>
+      <w:bookmarkStart w:id="63" w:name="_Toc227310622"/>
       <w:r>
         <w:t>Kosár megtekintése</w:t>
       </w:r>
-      <w:bookmarkEnd w:id="58"/>
+      <w:bookmarkEnd w:id="63"/>
     </w:p>
     <w:p>
       <w:pPr>
@@ -15428,7 +15678,7 @@
                     <pic:cNvPicPr/>
                   </pic:nvPicPr>
                   <pic:blipFill>
-                    <a:blip r:embed="rId20"/>
+                    <a:blip r:embed="rId23"/>
                     <a:stretch>
                       <a:fillRect/>
                     </a:stretch>
@@ -15478,6 +15728,7 @@
         </w:rPr>
         <w:fldChar w:fldCharType="separate"/>
       </w:r>
+      <w:bookmarkStart w:id="64" w:name="_Toc227744736"/>
       <w:r>
         <w:rPr>
           <w:rFonts w:cs="Times New Roman"/>
@@ -15496,6 +15747,7 @@
       <w:r>
         <w:t>. ábra Kosár</w:t>
       </w:r>
+      <w:bookmarkEnd w:id="64"/>
     </w:p>
     <w:p>
       <w:pPr>
@@ -15505,11 +15757,11 @@
           <w:numId w:val="2"/>
         </w:numPr>
       </w:pPr>
-      <w:bookmarkStart w:id="59" w:name="_Toc227310623"/>
+      <w:bookmarkStart w:id="65" w:name="_Toc227310623"/>
       <w:r>
         <w:t>Termék eltávolítása a kosárból</w:t>
       </w:r>
-      <w:bookmarkEnd w:id="59"/>
+      <w:bookmarkEnd w:id="65"/>
     </w:p>
     <w:p>
       <w:pPr>
@@ -15614,11 +15866,11 @@
           <w:numId w:val="2"/>
         </w:numPr>
       </w:pPr>
-      <w:bookmarkStart w:id="60" w:name="_Toc227310624"/>
+      <w:bookmarkStart w:id="66" w:name="_Toc227310624"/>
       <w:r>
         <w:t>Rendelés leadása</w:t>
       </w:r>
-      <w:bookmarkEnd w:id="60"/>
+      <w:bookmarkEnd w:id="66"/>
     </w:p>
     <w:p>
       <w:pPr>
@@ -15795,7 +16047,7 @@
                     <pic:cNvPicPr/>
                   </pic:nvPicPr>
                   <pic:blipFill>
-                    <a:blip r:embed="rId21"/>
+                    <a:blip r:embed="rId24"/>
                     <a:stretch>
                       <a:fillRect/>
                     </a:stretch>
@@ -15845,6 +16097,7 @@
         </w:rPr>
         <w:fldChar w:fldCharType="separate"/>
       </w:r>
+      <w:bookmarkStart w:id="67" w:name="_Toc227744737"/>
       <w:r>
         <w:rPr>
           <w:rFonts w:cs="Times New Roman"/>
@@ -15863,6 +16116,7 @@
       <w:r>
         <w:t>. ábra Szállítási adatok oldala</w:t>
       </w:r>
+      <w:bookmarkEnd w:id="67"/>
     </w:p>
     <w:p>
       <w:pPr>
@@ -15966,7 +16220,7 @@
                     <pic:cNvPicPr/>
                   </pic:nvPicPr>
                   <pic:blipFill>
-                    <a:blip r:embed="rId22"/>
+                    <a:blip r:embed="rId25"/>
                     <a:stretch>
                       <a:fillRect/>
                     </a:stretch>
@@ -16016,6 +16270,7 @@
         </w:rPr>
         <w:fldChar w:fldCharType="separate"/>
       </w:r>
+      <w:bookmarkStart w:id="68" w:name="_Toc227744738"/>
       <w:r>
         <w:rPr>
           <w:rFonts w:cs="Times New Roman"/>
@@ -16034,6 +16289,7 @@
       <w:r>
         <w:t>. ábra Checkout oldal</w:t>
       </w:r>
+      <w:bookmarkEnd w:id="68"/>
     </w:p>
     <w:p>
       <w:pPr>
@@ -16043,11 +16299,11 @@
           <w:numId w:val="2"/>
         </w:numPr>
       </w:pPr>
-      <w:bookmarkStart w:id="61" w:name="_Toc227310625"/>
+      <w:bookmarkStart w:id="69" w:name="_Toc227310625"/>
       <w:r>
         <w:t>Rendelések követése</w:t>
       </w:r>
-      <w:bookmarkEnd w:id="61"/>
+      <w:bookmarkEnd w:id="69"/>
     </w:p>
     <w:p>
       <w:pPr>
@@ -16149,7 +16405,7 @@
                     <pic:cNvPicPr/>
                   </pic:nvPicPr>
                   <pic:blipFill>
-                    <a:blip r:embed="rId23"/>
+                    <a:blip r:embed="rId26"/>
                     <a:stretch>
                       <a:fillRect/>
                     </a:stretch>
@@ -16199,6 +16455,7 @@
         </w:rPr>
         <w:fldChar w:fldCharType="separate"/>
       </w:r>
+      <w:bookmarkStart w:id="70" w:name="_Toc227744739"/>
       <w:r>
         <w:rPr>
           <w:rFonts w:cs="Times New Roman"/>
@@ -16217,6 +16474,7 @@
       <w:r>
         <w:t>. ábra Rendelések megtekintése</w:t>
       </w:r>
+      <w:bookmarkEnd w:id="70"/>
     </w:p>
     <w:p>
       <w:pPr>
@@ -16226,12 +16484,12 @@
           <w:numId w:val="2"/>
         </w:numPr>
       </w:pPr>
-      <w:bookmarkStart w:id="62" w:name="_Toc227310626"/>
+      <w:bookmarkStart w:id="71" w:name="_Toc227310626"/>
       <w:r>
         <w:lastRenderedPageBreak/>
         <w:t>Felhasználói fiók kezelése</w:t>
       </w:r>
-      <w:bookmarkEnd w:id="62"/>
+      <w:bookmarkEnd w:id="71"/>
     </w:p>
     <w:p>
       <w:pPr>
@@ -16449,7 +16707,7 @@
                     <pic:cNvPicPr/>
                   </pic:nvPicPr>
                   <pic:blipFill>
-                    <a:blip r:embed="rId24"/>
+                    <a:blip r:embed="rId27"/>
                     <a:stretch>
                       <a:fillRect/>
                     </a:stretch>
@@ -16500,6 +16758,7 @@
         </w:rPr>
         <w:fldChar w:fldCharType="separate"/>
       </w:r>
+      <w:bookmarkStart w:id="72" w:name="_Toc227744740"/>
       <w:r>
         <w:rPr>
           <w:rFonts w:cs="Times New Roman"/>
@@ -16518,6 +16777,7 @@
       <w:r>
         <w:t>. ábra Felhasználói oldal</w:t>
       </w:r>
+      <w:bookmarkEnd w:id="72"/>
     </w:p>
     <w:p>
       <w:pPr>
@@ -16527,11 +16787,11 @@
           <w:numId w:val="2"/>
         </w:numPr>
       </w:pPr>
-      <w:bookmarkStart w:id="63" w:name="_Toc227310627"/>
+      <w:bookmarkStart w:id="73" w:name="_Toc227310627"/>
       <w:r>
         <w:t>Admin funkciók (adminisztrátorok számára)</w:t>
       </w:r>
-      <w:bookmarkEnd w:id="63"/>
+      <w:bookmarkEnd w:id="73"/>
     </w:p>
     <w:p>
       <w:pPr>
@@ -16541,11 +16801,11 @@
           <w:numId w:val="2"/>
         </w:numPr>
       </w:pPr>
-      <w:bookmarkStart w:id="64" w:name="_Toc227310628"/>
+      <w:bookmarkStart w:id="74" w:name="_Toc227310628"/>
       <w:r>
         <w:t>Admin panel elérése</w:t>
       </w:r>
-      <w:bookmarkEnd w:id="64"/>
+      <w:bookmarkEnd w:id="74"/>
     </w:p>
     <w:p>
       <w:pPr>
@@ -16628,7 +16888,7 @@
                     <pic:cNvPicPr/>
                   </pic:nvPicPr>
                   <pic:blipFill>
-                    <a:blip r:embed="rId25"/>
+                    <a:blip r:embed="rId28"/>
                     <a:stretch>
                       <a:fillRect/>
                     </a:stretch>
@@ -16679,6 +16939,7 @@
         </w:rPr>
         <w:fldChar w:fldCharType="separate"/>
       </w:r>
+      <w:bookmarkStart w:id="75" w:name="_Toc227744741"/>
       <w:r>
         <w:rPr>
           <w:rFonts w:cs="Times New Roman"/>
@@ -16697,6 +16958,7 @@
       <w:r>
         <w:t>. ábra Menü Admin felhasználóval</w:t>
       </w:r>
+      <w:bookmarkEnd w:id="75"/>
     </w:p>
     <w:p>
       <w:pPr>
@@ -16706,12 +16968,12 @@
           <w:numId w:val="2"/>
         </w:numPr>
       </w:pPr>
-      <w:bookmarkStart w:id="65" w:name="_Toc227310629"/>
+      <w:bookmarkStart w:id="76" w:name="_Toc227310629"/>
       <w:r>
         <w:lastRenderedPageBreak/>
         <w:t>Termékek kezelése</w:t>
       </w:r>
-      <w:bookmarkEnd w:id="65"/>
+      <w:bookmarkEnd w:id="76"/>
     </w:p>
     <w:p>
       <w:pPr>
@@ -16721,14 +16983,14 @@
           <w:numId w:val="2"/>
         </w:numPr>
       </w:pPr>
-      <w:bookmarkStart w:id="66" w:name="_Toc227310630"/>
+      <w:bookmarkStart w:id="77" w:name="_Toc227310630"/>
       <w:r>
         <w:t>Új t</w:t>
       </w:r>
       <w:r>
         <w:t>ermékek hozzáadása</w:t>
       </w:r>
-      <w:bookmarkEnd w:id="66"/>
+      <w:bookmarkEnd w:id="77"/>
     </w:p>
     <w:p>
       <w:pPr>
@@ -16811,7 +17073,7 @@
                     <pic:cNvPicPr/>
                   </pic:nvPicPr>
                   <pic:blipFill>
-                    <a:blip r:embed="rId26"/>
+                    <a:blip r:embed="rId29"/>
                     <a:stretch>
                       <a:fillRect/>
                     </a:stretch>
@@ -16862,6 +17124,7 @@
         </w:rPr>
         <w:fldChar w:fldCharType="separate"/>
       </w:r>
+      <w:bookmarkStart w:id="78" w:name="_Toc227744742"/>
       <w:r>
         <w:rPr>
           <w:rFonts w:cs="Times New Roman"/>
@@ -16880,6 +17143,7 @@
       <w:r>
         <w:t>. ábra Termék hozzáadása oldal</w:t>
       </w:r>
+      <w:bookmarkEnd w:id="78"/>
     </w:p>
     <w:p>
       <w:pPr>
@@ -16889,11 +17153,11 @@
           <w:numId w:val="2"/>
         </w:numPr>
       </w:pPr>
-      <w:bookmarkStart w:id="67" w:name="_Toc227310631"/>
+      <w:bookmarkStart w:id="79" w:name="_Toc227310631"/>
       <w:r>
         <w:t>Meglévő termékek kezelése</w:t>
       </w:r>
-      <w:bookmarkEnd w:id="67"/>
+      <w:bookmarkEnd w:id="79"/>
     </w:p>
     <w:p>
       <w:pPr>
@@ -16963,7 +17227,7 @@
                     <pic:cNvPicPr/>
                   </pic:nvPicPr>
                   <pic:blipFill>
-                    <a:blip r:embed="rId27"/>
+                    <a:blip r:embed="rId30"/>
                     <a:stretch>
                       <a:fillRect/>
                     </a:stretch>
@@ -17014,6 +17278,7 @@
         </w:rPr>
         <w:fldChar w:fldCharType="separate"/>
       </w:r>
+      <w:bookmarkStart w:id="80" w:name="_Toc227744743"/>
       <w:r>
         <w:rPr>
           <w:rFonts w:cs="Times New Roman"/>
@@ -17032,6 +17297,7 @@
       <w:r>
         <w:t>. ábra Termék frissítése oldal</w:t>
       </w:r>
+      <w:bookmarkEnd w:id="80"/>
     </w:p>
     <w:p>
       <w:pPr>
@@ -17041,11 +17307,11 @@
           <w:numId w:val="2"/>
         </w:numPr>
       </w:pPr>
-      <w:bookmarkStart w:id="68" w:name="_Toc227310632"/>
+      <w:bookmarkStart w:id="81" w:name="_Toc227310632"/>
       <w:r>
         <w:t>Specifikációk kezelése</w:t>
       </w:r>
-      <w:bookmarkEnd w:id="68"/>
+      <w:bookmarkEnd w:id="81"/>
     </w:p>
     <w:p>
       <w:pPr>
@@ -17155,7 +17421,7 @@
                     <pic:cNvPicPr/>
                   </pic:nvPicPr>
                   <pic:blipFill>
-                    <a:blip r:embed="rId28"/>
+                    <a:blip r:embed="rId31"/>
                     <a:stretch>
                       <a:fillRect/>
                     </a:stretch>
@@ -17206,6 +17472,7 @@
         </w:rPr>
         <w:fldChar w:fldCharType="separate"/>
       </w:r>
+      <w:bookmarkStart w:id="82" w:name="_Toc227744744"/>
       <w:r>
         <w:rPr>
           <w:rFonts w:cs="Times New Roman"/>
@@ -17224,6 +17491,7 @@
       <w:r>
         <w:t>. ábra Specifikáció hozzáadása</w:t>
       </w:r>
+      <w:bookmarkEnd w:id="82"/>
     </w:p>
     <w:p>
       <w:pPr>
@@ -17233,11 +17501,11 @@
           <w:numId w:val="2"/>
         </w:numPr>
       </w:pPr>
-      <w:bookmarkStart w:id="69" w:name="_Toc227310633"/>
+      <w:bookmarkStart w:id="83" w:name="_Toc227310633"/>
       <w:r>
         <w:t>Rendelések kezelése</w:t>
       </w:r>
-      <w:bookmarkEnd w:id="69"/>
+      <w:bookmarkEnd w:id="83"/>
     </w:p>
     <w:p>
       <w:pPr>
@@ -17326,7 +17594,7 @@
                     <pic:cNvPicPr/>
                   </pic:nvPicPr>
                   <pic:blipFill>
-                    <a:blip r:embed="rId29"/>
+                    <a:blip r:embed="rId32"/>
                     <a:stretch>
                       <a:fillRect/>
                     </a:stretch>
@@ -17376,6 +17644,7 @@
         </w:rPr>
         <w:fldChar w:fldCharType="separate"/>
       </w:r>
+      <w:bookmarkStart w:id="84" w:name="_Toc227744745"/>
       <w:r>
         <w:rPr>
           <w:rFonts w:cs="Times New Roman"/>
@@ -17394,6 +17663,7 @@
       <w:r>
         <w:t>. ábra Rendelés kezelése oldal</w:t>
       </w:r>
+      <w:bookmarkEnd w:id="84"/>
     </w:p>
     <w:p>
       <w:pPr>
@@ -17403,11 +17673,11 @@
           <w:numId w:val="2"/>
         </w:numPr>
       </w:pPr>
-      <w:bookmarkStart w:id="70" w:name="_Toc227310634"/>
+      <w:bookmarkStart w:id="85" w:name="_Toc227310634"/>
       <w:r>
         <w:t>Ügyfélszolgálat és Hiba kezelés</w:t>
       </w:r>
-      <w:bookmarkEnd w:id="70"/>
+      <w:bookmarkEnd w:id="85"/>
     </w:p>
     <w:p>
       <w:pPr>
@@ -17587,11 +17857,11 @@
         <w:spacing w:before="240"/>
         <w:ind w:left="714" w:hanging="357"/>
       </w:pPr>
-      <w:bookmarkStart w:id="71" w:name="_Toc227310635"/>
+      <w:bookmarkStart w:id="86" w:name="_Toc227310635"/>
       <w:r>
         <w:t>Összegzés</w:t>
       </w:r>
-      <w:bookmarkEnd w:id="71"/>
+      <w:bookmarkEnd w:id="86"/>
     </w:p>
     <w:p>
       <w:pPr>
@@ -17954,11 +18224,11 @@
         <w:spacing w:before="240"/>
         <w:ind w:left="714" w:hanging="357"/>
       </w:pPr>
-      <w:bookmarkStart w:id="72" w:name="_Toc227310636"/>
+      <w:bookmarkStart w:id="87" w:name="_Toc227310636"/>
       <w:r>
         <w:t>Irodalomjegyzék, hivatkozásjegyzék</w:t>
       </w:r>
-      <w:bookmarkEnd w:id="72"/>
+      <w:bookmarkEnd w:id="87"/>
     </w:p>
     <w:p>
       <w:pPr>
@@ -17994,7 +18264,7 @@
         </w:rPr>
         <w:t xml:space="preserve">iSTYLE: </w:t>
       </w:r>
-      <w:hyperlink r:id="rId30" w:tgtFrame="_blank" w:tooltip="https://istyle.hu/" w:history="1">
+      <w:hyperlink r:id="rId33" w:tgtFrame="_blank" w:tooltip="https://istyle.hu/" w:history="1">
         <w:r>
           <w:rPr>
             <w:rStyle w:val="Hyperlink"/>
@@ -18039,7 +18309,7 @@
         </w:rPr>
         <w:t xml:space="preserve">Microsoft Learn: </w:t>
       </w:r>
-      <w:hyperlink r:id="rId31" w:history="1">
+      <w:hyperlink r:id="rId34" w:history="1">
         <w:r>
           <w:rPr>
             <w:rStyle w:val="Hyperlink"/>
@@ -18069,7 +18339,7 @@
         </w:rPr>
         <w:t xml:space="preserve">Stack Overflow: </w:t>
       </w:r>
-      <w:hyperlink r:id="rId32" w:history="1">
+      <w:hyperlink r:id="rId35" w:history="1">
         <w:r>
           <w:rPr>
             <w:rStyle w:val="Hyperlink"/>
@@ -18114,7 +18384,7 @@
         </w:rPr>
         <w:t xml:space="preserve">React Icons: </w:t>
       </w:r>
-      <w:hyperlink r:id="rId33" w:tgtFrame="_blank" w:tooltip="https://react-icons.github.io/react-icons/" w:history="1">
+      <w:hyperlink r:id="rId36" w:tgtFrame="_blank" w:tooltip="https://react-icons.github.io/react-icons/" w:history="1">
         <w:r>
           <w:rPr>
             <w:rStyle w:val="Hyperlink"/>
@@ -18144,7 +18414,7 @@
         </w:rPr>
         <w:t xml:space="preserve">Material UI: </w:t>
       </w:r>
-      <w:hyperlink r:id="rId34" w:tgtFrame="_blank" w:tooltip="https://mui.com/material-ui/" w:history="1">
+      <w:hyperlink r:id="rId37" w:tgtFrame="_blank" w:tooltip="https://mui.com/material-ui/" w:history="1">
         <w:r>
           <w:rPr>
             <w:rStyle w:val="Hyperlink"/>
@@ -18181,7 +18451,7 @@
         </w:rPr>
         <w:t xml:space="preserve">el: </w:t>
       </w:r>
-      <w:hyperlink r:id="rId35" w:history="1">
+      <w:hyperlink r:id="rId38" w:history="1">
         <w:r>
           <w:rPr>
             <w:rStyle w:val="Hyperlink"/>
@@ -18199,10 +18469,6 @@
           <w:ilvl w:val="0"/>
           <w:numId w:val="78"/>
         </w:numPr>
-        <w:rPr>
-          <w:rFonts w:cs="Times New Roman"/>
-          <w:szCs w:val="24"/>
-        </w:rPr>
       </w:pPr>
       <w:r>
         <w:rPr>
@@ -18211,7 +18477,7 @@
         </w:rPr>
         <w:t xml:space="preserve">CSS Loaders: </w:t>
       </w:r>
-      <w:hyperlink r:id="rId36" w:tgtFrame="_blank" w:tooltip="https://css-loaders.com/dots/" w:history="1">
+      <w:hyperlink r:id="rId39" w:tgtFrame="_blank" w:tooltip="https://css-loaders.com/dots/" w:history="1">
         <w:r>
           <w:rPr>
             <w:rStyle w:val="Hyperlink"/>
@@ -18221,6 +18487,1283 @@
           <w:t>https://css-loaders.com/dots/</w:t>
         </w:r>
       </w:hyperlink>
+    </w:p>
+    <w:p>
+      <w:pPr>
+        <w:spacing w:before="0" w:after="160" w:line="259" w:lineRule="auto"/>
+        <w:jc w:val="left"/>
+      </w:pPr>
+      <w:r>
+        <w:br w:type="page"/>
+      </w:r>
+    </w:p>
+    <w:p>
+      <w:pPr>
+        <w:pStyle w:val="Heading1"/>
+        <w:spacing w:before="240"/>
+        <w:ind w:left="714" w:hanging="357"/>
+      </w:pPr>
+      <w:r>
+        <w:lastRenderedPageBreak/>
+        <w:t>Ábrajegyzék</w:t>
+      </w:r>
+    </w:p>
+    <w:p>
+      <w:pPr>
+        <w:pStyle w:val="TableofFigures"/>
+        <w:tabs>
+          <w:tab w:val="right" w:leader="dot" w:pos="8778"/>
+        </w:tabs>
+        <w:rPr>
+          <w:rFonts w:asciiTheme="minorHAnsi" w:eastAsiaTheme="minorEastAsia" w:hAnsiTheme="minorHAnsi"/>
+          <w:noProof/>
+          <w:kern w:val="2"/>
+          <w:szCs w:val="24"/>
+          <w:lang w:val="en-GB" w:eastAsia="en-GB"/>
+          <w14:ligatures w14:val="standardContextual"/>
+        </w:rPr>
+      </w:pPr>
+      <w:r>
+        <w:rPr>
+          <w:rFonts w:cs="Times New Roman"/>
+          <w:szCs w:val="24"/>
+        </w:rPr>
+        <w:fldChar w:fldCharType="begin"/>
+      </w:r>
+      <w:r>
+        <w:rPr>
+          <w:rFonts w:cs="Times New Roman"/>
+          <w:szCs w:val="24"/>
+        </w:rPr>
+        <w:instrText xml:space="preserve"> TOC \h \z \c "ábra" </w:instrText>
+      </w:r>
+      <w:r>
+        <w:rPr>
+          <w:rFonts w:cs="Times New Roman"/>
+          <w:szCs w:val="24"/>
+        </w:rPr>
+        <w:fldChar w:fldCharType="separate"/>
+      </w:r>
+      <w:hyperlink w:anchor="_Toc227744731" w:history="1">
+        <w:r>
+          <w:rPr>
+            <w:rStyle w:val="Hyperlink"/>
+            <w:noProof/>
+          </w:rPr>
+          <w:t>1. ábra Adatbázis felé</w:t>
+        </w:r>
+        <w:r>
+          <w:rPr>
+            <w:rStyle w:val="Hyperlink"/>
+            <w:noProof/>
+          </w:rPr>
+          <w:t>p</w:t>
+        </w:r>
+        <w:r>
+          <w:rPr>
+            <w:rStyle w:val="Hyperlink"/>
+            <w:noProof/>
+          </w:rPr>
+          <w:t>ítése</w:t>
+        </w:r>
+        <w:r>
+          <w:rPr>
+            <w:noProof/>
+            <w:webHidden/>
+          </w:rPr>
+          <w:tab/>
+        </w:r>
+        <w:r>
+          <w:rPr>
+            <w:noProof/>
+            <w:webHidden/>
+          </w:rPr>
+          <w:fldChar w:fldCharType="begin"/>
+        </w:r>
+        <w:r>
+          <w:rPr>
+            <w:noProof/>
+            <w:webHidden/>
+          </w:rPr>
+          <w:instrText xml:space="preserve"> PAGEREF _Toc227744731 \h </w:instrText>
+        </w:r>
+        <w:r>
+          <w:rPr>
+            <w:noProof/>
+            <w:webHidden/>
+          </w:rPr>
+        </w:r>
+        <w:r>
+          <w:rPr>
+            <w:noProof/>
+            <w:webHidden/>
+          </w:rPr>
+          <w:fldChar w:fldCharType="separate"/>
+        </w:r>
+        <w:r>
+          <w:rPr>
+            <w:noProof/>
+            <w:webHidden/>
+          </w:rPr>
+          <w:t>11</w:t>
+        </w:r>
+        <w:r>
+          <w:rPr>
+            <w:noProof/>
+            <w:webHidden/>
+          </w:rPr>
+          <w:fldChar w:fldCharType="end"/>
+        </w:r>
+      </w:hyperlink>
+    </w:p>
+    <w:p>
+      <w:pPr>
+        <w:pStyle w:val="TableofFigures"/>
+        <w:tabs>
+          <w:tab w:val="right" w:leader="dot" w:pos="8778"/>
+        </w:tabs>
+        <w:rPr>
+          <w:rFonts w:asciiTheme="minorHAnsi" w:eastAsiaTheme="minorEastAsia" w:hAnsiTheme="minorHAnsi"/>
+          <w:noProof/>
+          <w:kern w:val="2"/>
+          <w:szCs w:val="24"/>
+          <w:lang w:val="en-GB" w:eastAsia="en-GB"/>
+          <w14:ligatures w14:val="standardContextual"/>
+        </w:rPr>
+      </w:pPr>
+      <w:hyperlink w:anchor="_Toc227744732" w:history="1">
+        <w:r>
+          <w:rPr>
+            <w:rStyle w:val="Hyperlink"/>
+            <w:rFonts w:cs="Times New Roman"/>
+            <w:noProof/>
+          </w:rPr>
+          <w:t>2</w:t>
+        </w:r>
+        <w:r>
+          <w:rPr>
+            <w:rStyle w:val="Hyperlink"/>
+            <w:noProof/>
+          </w:rPr>
+          <w:t>. ábra Regisztrációs oldal</w:t>
+        </w:r>
+        <w:r>
+          <w:rPr>
+            <w:noProof/>
+            <w:webHidden/>
+          </w:rPr>
+          <w:tab/>
+        </w:r>
+        <w:r>
+          <w:rPr>
+            <w:noProof/>
+            <w:webHidden/>
+          </w:rPr>
+          <w:fldChar w:fldCharType="begin"/>
+        </w:r>
+        <w:r>
+          <w:rPr>
+            <w:noProof/>
+            <w:webHidden/>
+          </w:rPr>
+          <w:instrText xml:space="preserve"> PAGEREF _Toc227744732 \h </w:instrText>
+        </w:r>
+        <w:r>
+          <w:rPr>
+            <w:noProof/>
+            <w:webHidden/>
+          </w:rPr>
+        </w:r>
+        <w:r>
+          <w:rPr>
+            <w:noProof/>
+            <w:webHidden/>
+          </w:rPr>
+          <w:fldChar w:fldCharType="separate"/>
+        </w:r>
+        <w:r>
+          <w:rPr>
+            <w:noProof/>
+            <w:webHidden/>
+          </w:rPr>
+          <w:t>23</w:t>
+        </w:r>
+        <w:r>
+          <w:rPr>
+            <w:noProof/>
+            <w:webHidden/>
+          </w:rPr>
+          <w:fldChar w:fldCharType="end"/>
+        </w:r>
+      </w:hyperlink>
+    </w:p>
+    <w:p>
+      <w:pPr>
+        <w:pStyle w:val="TableofFigures"/>
+        <w:tabs>
+          <w:tab w:val="right" w:leader="dot" w:pos="8778"/>
+        </w:tabs>
+        <w:rPr>
+          <w:rFonts w:asciiTheme="minorHAnsi" w:eastAsiaTheme="minorEastAsia" w:hAnsiTheme="minorHAnsi"/>
+          <w:noProof/>
+          <w:kern w:val="2"/>
+          <w:szCs w:val="24"/>
+          <w:lang w:val="en-GB" w:eastAsia="en-GB"/>
+          <w14:ligatures w14:val="standardContextual"/>
+        </w:rPr>
+      </w:pPr>
+      <w:hyperlink w:anchor="_Toc227744733" w:history="1">
+        <w:r>
+          <w:rPr>
+            <w:rStyle w:val="Hyperlink"/>
+            <w:rFonts w:cs="Times New Roman"/>
+            <w:noProof/>
+          </w:rPr>
+          <w:t>3</w:t>
+        </w:r>
+        <w:r>
+          <w:rPr>
+            <w:rStyle w:val="Hyperlink"/>
+            <w:noProof/>
+          </w:rPr>
+          <w:t>. ábra Bejelentkezési fül</w:t>
+        </w:r>
+        <w:r>
+          <w:rPr>
+            <w:noProof/>
+            <w:webHidden/>
+          </w:rPr>
+          <w:tab/>
+        </w:r>
+        <w:r>
+          <w:rPr>
+            <w:noProof/>
+            <w:webHidden/>
+          </w:rPr>
+          <w:fldChar w:fldCharType="begin"/>
+        </w:r>
+        <w:r>
+          <w:rPr>
+            <w:noProof/>
+            <w:webHidden/>
+          </w:rPr>
+          <w:instrText xml:space="preserve"> PAGEREF _Toc227744733 \h </w:instrText>
+        </w:r>
+        <w:r>
+          <w:rPr>
+            <w:noProof/>
+            <w:webHidden/>
+          </w:rPr>
+        </w:r>
+        <w:r>
+          <w:rPr>
+            <w:noProof/>
+            <w:webHidden/>
+          </w:rPr>
+          <w:fldChar w:fldCharType="separate"/>
+        </w:r>
+        <w:r>
+          <w:rPr>
+            <w:noProof/>
+            <w:webHidden/>
+          </w:rPr>
+          <w:t>23</w:t>
+        </w:r>
+        <w:r>
+          <w:rPr>
+            <w:noProof/>
+            <w:webHidden/>
+          </w:rPr>
+          <w:fldChar w:fldCharType="end"/>
+        </w:r>
+      </w:hyperlink>
+    </w:p>
+    <w:p>
+      <w:pPr>
+        <w:pStyle w:val="TableofFigures"/>
+        <w:tabs>
+          <w:tab w:val="right" w:leader="dot" w:pos="8778"/>
+        </w:tabs>
+        <w:rPr>
+          <w:rFonts w:asciiTheme="minorHAnsi" w:eastAsiaTheme="minorEastAsia" w:hAnsiTheme="minorHAnsi"/>
+          <w:noProof/>
+          <w:kern w:val="2"/>
+          <w:szCs w:val="24"/>
+          <w:lang w:val="en-GB" w:eastAsia="en-GB"/>
+          <w14:ligatures w14:val="standardContextual"/>
+        </w:rPr>
+      </w:pPr>
+      <w:hyperlink w:anchor="_Toc227744734" w:history="1">
+        <w:r>
+          <w:rPr>
+            <w:rStyle w:val="Hyperlink"/>
+            <w:rFonts w:cs="Times New Roman"/>
+            <w:noProof/>
+          </w:rPr>
+          <w:t>4</w:t>
+        </w:r>
+        <w:r>
+          <w:rPr>
+            <w:rStyle w:val="Hyperlink"/>
+            <w:noProof/>
+          </w:rPr>
+          <w:t>. ábra Menü választási opciói</w:t>
+        </w:r>
+        <w:r>
+          <w:rPr>
+            <w:noProof/>
+            <w:webHidden/>
+          </w:rPr>
+          <w:tab/>
+        </w:r>
+        <w:r>
+          <w:rPr>
+            <w:noProof/>
+            <w:webHidden/>
+          </w:rPr>
+          <w:fldChar w:fldCharType="begin"/>
+        </w:r>
+        <w:r>
+          <w:rPr>
+            <w:noProof/>
+            <w:webHidden/>
+          </w:rPr>
+          <w:instrText xml:space="preserve"> PAGEREF _Toc227744734 \h </w:instrText>
+        </w:r>
+        <w:r>
+          <w:rPr>
+            <w:noProof/>
+            <w:webHidden/>
+          </w:rPr>
+        </w:r>
+        <w:r>
+          <w:rPr>
+            <w:noProof/>
+            <w:webHidden/>
+          </w:rPr>
+          <w:fldChar w:fldCharType="separate"/>
+        </w:r>
+        <w:r>
+          <w:rPr>
+            <w:noProof/>
+            <w:webHidden/>
+          </w:rPr>
+          <w:t>24</w:t>
+        </w:r>
+        <w:r>
+          <w:rPr>
+            <w:noProof/>
+            <w:webHidden/>
+          </w:rPr>
+          <w:fldChar w:fldCharType="end"/>
+        </w:r>
+      </w:hyperlink>
+    </w:p>
+    <w:p>
+      <w:pPr>
+        <w:pStyle w:val="TableofFigures"/>
+        <w:tabs>
+          <w:tab w:val="right" w:leader="dot" w:pos="8778"/>
+        </w:tabs>
+        <w:rPr>
+          <w:rFonts w:asciiTheme="minorHAnsi" w:eastAsiaTheme="minorEastAsia" w:hAnsiTheme="minorHAnsi"/>
+          <w:noProof/>
+          <w:kern w:val="2"/>
+          <w:szCs w:val="24"/>
+          <w:lang w:val="en-GB" w:eastAsia="en-GB"/>
+          <w14:ligatures w14:val="standardContextual"/>
+        </w:rPr>
+      </w:pPr>
+      <w:hyperlink w:anchor="_Toc227744735" w:history="1">
+        <w:r>
+          <w:rPr>
+            <w:rStyle w:val="Hyperlink"/>
+            <w:rFonts w:cs="Times New Roman"/>
+            <w:noProof/>
+          </w:rPr>
+          <w:t>5</w:t>
+        </w:r>
+        <w:r>
+          <w:rPr>
+            <w:rStyle w:val="Hyperlink"/>
+            <w:noProof/>
+          </w:rPr>
+          <w:t>. ábra Egy termék oldala</w:t>
+        </w:r>
+        <w:r>
+          <w:rPr>
+            <w:noProof/>
+            <w:webHidden/>
+          </w:rPr>
+          <w:tab/>
+        </w:r>
+        <w:r>
+          <w:rPr>
+            <w:noProof/>
+            <w:webHidden/>
+          </w:rPr>
+          <w:fldChar w:fldCharType="begin"/>
+        </w:r>
+        <w:r>
+          <w:rPr>
+            <w:noProof/>
+            <w:webHidden/>
+          </w:rPr>
+          <w:instrText xml:space="preserve"> PAGEREF _Toc227744735 \h </w:instrText>
+        </w:r>
+        <w:r>
+          <w:rPr>
+            <w:noProof/>
+            <w:webHidden/>
+          </w:rPr>
+        </w:r>
+        <w:r>
+          <w:rPr>
+            <w:noProof/>
+            <w:webHidden/>
+          </w:rPr>
+          <w:fldChar w:fldCharType="separate"/>
+        </w:r>
+        <w:r>
+          <w:rPr>
+            <w:noProof/>
+            <w:webHidden/>
+          </w:rPr>
+          <w:t>24</w:t>
+        </w:r>
+        <w:r>
+          <w:rPr>
+            <w:noProof/>
+            <w:webHidden/>
+          </w:rPr>
+          <w:fldChar w:fldCharType="end"/>
+        </w:r>
+      </w:hyperlink>
+    </w:p>
+    <w:p>
+      <w:pPr>
+        <w:pStyle w:val="TableofFigures"/>
+        <w:tabs>
+          <w:tab w:val="right" w:leader="dot" w:pos="8778"/>
+        </w:tabs>
+        <w:rPr>
+          <w:rFonts w:asciiTheme="minorHAnsi" w:eastAsiaTheme="minorEastAsia" w:hAnsiTheme="minorHAnsi"/>
+          <w:noProof/>
+          <w:kern w:val="2"/>
+          <w:szCs w:val="24"/>
+          <w:lang w:val="en-GB" w:eastAsia="en-GB"/>
+          <w14:ligatures w14:val="standardContextual"/>
+        </w:rPr>
+      </w:pPr>
+      <w:hyperlink w:anchor="_Toc227744736" w:history="1">
+        <w:r>
+          <w:rPr>
+            <w:rStyle w:val="Hyperlink"/>
+            <w:rFonts w:cs="Times New Roman"/>
+            <w:noProof/>
+          </w:rPr>
+          <w:t>6</w:t>
+        </w:r>
+        <w:r>
+          <w:rPr>
+            <w:rStyle w:val="Hyperlink"/>
+            <w:noProof/>
+          </w:rPr>
+          <w:t>. ábra Kosár</w:t>
+        </w:r>
+        <w:r>
+          <w:rPr>
+            <w:noProof/>
+            <w:webHidden/>
+          </w:rPr>
+          <w:tab/>
+        </w:r>
+        <w:r>
+          <w:rPr>
+            <w:noProof/>
+            <w:webHidden/>
+          </w:rPr>
+          <w:fldChar w:fldCharType="begin"/>
+        </w:r>
+        <w:r>
+          <w:rPr>
+            <w:noProof/>
+            <w:webHidden/>
+          </w:rPr>
+          <w:instrText xml:space="preserve"> PAGEREF _Toc227744736 \h </w:instrText>
+        </w:r>
+        <w:r>
+          <w:rPr>
+            <w:noProof/>
+            <w:webHidden/>
+          </w:rPr>
+        </w:r>
+        <w:r>
+          <w:rPr>
+            <w:noProof/>
+            <w:webHidden/>
+          </w:rPr>
+          <w:fldChar w:fldCharType="separate"/>
+        </w:r>
+        <w:r>
+          <w:rPr>
+            <w:noProof/>
+            <w:webHidden/>
+          </w:rPr>
+          <w:t>25</w:t>
+        </w:r>
+        <w:r>
+          <w:rPr>
+            <w:noProof/>
+            <w:webHidden/>
+          </w:rPr>
+          <w:fldChar w:fldCharType="end"/>
+        </w:r>
+      </w:hyperlink>
+    </w:p>
+    <w:p>
+      <w:pPr>
+        <w:pStyle w:val="TableofFigures"/>
+        <w:tabs>
+          <w:tab w:val="right" w:leader="dot" w:pos="8778"/>
+        </w:tabs>
+        <w:rPr>
+          <w:rFonts w:asciiTheme="minorHAnsi" w:eastAsiaTheme="minorEastAsia" w:hAnsiTheme="minorHAnsi"/>
+          <w:noProof/>
+          <w:kern w:val="2"/>
+          <w:szCs w:val="24"/>
+          <w:lang w:val="en-GB" w:eastAsia="en-GB"/>
+          <w14:ligatures w14:val="standardContextual"/>
+        </w:rPr>
+      </w:pPr>
+      <w:hyperlink w:anchor="_Toc227744737" w:history="1">
+        <w:r>
+          <w:rPr>
+            <w:rStyle w:val="Hyperlink"/>
+            <w:rFonts w:cs="Times New Roman"/>
+            <w:noProof/>
+          </w:rPr>
+          <w:t>7</w:t>
+        </w:r>
+        <w:r>
+          <w:rPr>
+            <w:rStyle w:val="Hyperlink"/>
+            <w:noProof/>
+          </w:rPr>
+          <w:t>. ábra Szállítási adatok oldala</w:t>
+        </w:r>
+        <w:r>
+          <w:rPr>
+            <w:noProof/>
+            <w:webHidden/>
+          </w:rPr>
+          <w:tab/>
+        </w:r>
+        <w:r>
+          <w:rPr>
+            <w:noProof/>
+            <w:webHidden/>
+          </w:rPr>
+          <w:fldChar w:fldCharType="begin"/>
+        </w:r>
+        <w:r>
+          <w:rPr>
+            <w:noProof/>
+            <w:webHidden/>
+          </w:rPr>
+          <w:instrText xml:space="preserve"> PAGEREF _Toc227744737 \h </w:instrText>
+        </w:r>
+        <w:r>
+          <w:rPr>
+            <w:noProof/>
+            <w:webHidden/>
+          </w:rPr>
+        </w:r>
+        <w:r>
+          <w:rPr>
+            <w:noProof/>
+            <w:webHidden/>
+          </w:rPr>
+          <w:fldChar w:fldCharType="separate"/>
+        </w:r>
+        <w:r>
+          <w:rPr>
+            <w:noProof/>
+            <w:webHidden/>
+          </w:rPr>
+          <w:t>26</w:t>
+        </w:r>
+        <w:r>
+          <w:rPr>
+            <w:noProof/>
+            <w:webHidden/>
+          </w:rPr>
+          <w:fldChar w:fldCharType="end"/>
+        </w:r>
+      </w:hyperlink>
+    </w:p>
+    <w:p>
+      <w:pPr>
+        <w:pStyle w:val="TableofFigures"/>
+        <w:tabs>
+          <w:tab w:val="right" w:leader="dot" w:pos="8778"/>
+        </w:tabs>
+        <w:rPr>
+          <w:rFonts w:asciiTheme="minorHAnsi" w:eastAsiaTheme="minorEastAsia" w:hAnsiTheme="minorHAnsi"/>
+          <w:noProof/>
+          <w:kern w:val="2"/>
+          <w:szCs w:val="24"/>
+          <w:lang w:val="en-GB" w:eastAsia="en-GB"/>
+          <w14:ligatures w14:val="standardContextual"/>
+        </w:rPr>
+      </w:pPr>
+      <w:hyperlink w:anchor="_Toc227744738" w:history="1">
+        <w:r>
+          <w:rPr>
+            <w:rStyle w:val="Hyperlink"/>
+            <w:rFonts w:cs="Times New Roman"/>
+            <w:noProof/>
+          </w:rPr>
+          <w:t>8</w:t>
+        </w:r>
+        <w:r>
+          <w:rPr>
+            <w:rStyle w:val="Hyperlink"/>
+            <w:noProof/>
+          </w:rPr>
+          <w:t>. ábra Checkout oldal</w:t>
+        </w:r>
+        <w:r>
+          <w:rPr>
+            <w:noProof/>
+            <w:webHidden/>
+          </w:rPr>
+          <w:tab/>
+        </w:r>
+        <w:r>
+          <w:rPr>
+            <w:noProof/>
+            <w:webHidden/>
+          </w:rPr>
+          <w:fldChar w:fldCharType="begin"/>
+        </w:r>
+        <w:r>
+          <w:rPr>
+            <w:noProof/>
+            <w:webHidden/>
+          </w:rPr>
+          <w:instrText xml:space="preserve"> PAGEREF _Toc227744738 \h </w:instrText>
+        </w:r>
+        <w:r>
+          <w:rPr>
+            <w:noProof/>
+            <w:webHidden/>
+          </w:rPr>
+        </w:r>
+        <w:r>
+          <w:rPr>
+            <w:noProof/>
+            <w:webHidden/>
+          </w:rPr>
+          <w:fldChar w:fldCharType="separate"/>
+        </w:r>
+        <w:r>
+          <w:rPr>
+            <w:noProof/>
+            <w:webHidden/>
+          </w:rPr>
+          <w:t>27</w:t>
+        </w:r>
+        <w:r>
+          <w:rPr>
+            <w:noProof/>
+            <w:webHidden/>
+          </w:rPr>
+          <w:fldChar w:fldCharType="end"/>
+        </w:r>
+      </w:hyperlink>
+    </w:p>
+    <w:p>
+      <w:pPr>
+        <w:pStyle w:val="TableofFigures"/>
+        <w:tabs>
+          <w:tab w:val="right" w:leader="dot" w:pos="8778"/>
+        </w:tabs>
+        <w:rPr>
+          <w:rFonts w:asciiTheme="minorHAnsi" w:eastAsiaTheme="minorEastAsia" w:hAnsiTheme="minorHAnsi"/>
+          <w:noProof/>
+          <w:kern w:val="2"/>
+          <w:szCs w:val="24"/>
+          <w:lang w:val="en-GB" w:eastAsia="en-GB"/>
+          <w14:ligatures w14:val="standardContextual"/>
+        </w:rPr>
+      </w:pPr>
+      <w:hyperlink w:anchor="_Toc227744739" w:history="1">
+        <w:r>
+          <w:rPr>
+            <w:rStyle w:val="Hyperlink"/>
+            <w:rFonts w:cs="Times New Roman"/>
+            <w:noProof/>
+          </w:rPr>
+          <w:t>9</w:t>
+        </w:r>
+        <w:r>
+          <w:rPr>
+            <w:rStyle w:val="Hyperlink"/>
+            <w:noProof/>
+          </w:rPr>
+          <w:t>. ábra Rendelések megtekintése</w:t>
+        </w:r>
+        <w:r>
+          <w:rPr>
+            <w:noProof/>
+            <w:webHidden/>
+          </w:rPr>
+          <w:tab/>
+        </w:r>
+        <w:r>
+          <w:rPr>
+            <w:noProof/>
+            <w:webHidden/>
+          </w:rPr>
+          <w:fldChar w:fldCharType="begin"/>
+        </w:r>
+        <w:r>
+          <w:rPr>
+            <w:noProof/>
+            <w:webHidden/>
+          </w:rPr>
+          <w:instrText xml:space="preserve"> PAGEREF _Toc227744739 \h </w:instrText>
+        </w:r>
+        <w:r>
+          <w:rPr>
+            <w:noProof/>
+            <w:webHidden/>
+          </w:rPr>
+        </w:r>
+        <w:r>
+          <w:rPr>
+            <w:noProof/>
+            <w:webHidden/>
+          </w:rPr>
+          <w:fldChar w:fldCharType="separate"/>
+        </w:r>
+        <w:r>
+          <w:rPr>
+            <w:noProof/>
+            <w:webHidden/>
+          </w:rPr>
+          <w:t>27</w:t>
+        </w:r>
+        <w:r>
+          <w:rPr>
+            <w:noProof/>
+            <w:webHidden/>
+          </w:rPr>
+          <w:fldChar w:fldCharType="end"/>
+        </w:r>
+      </w:hyperlink>
+    </w:p>
+    <w:p>
+      <w:pPr>
+        <w:pStyle w:val="TableofFigures"/>
+        <w:tabs>
+          <w:tab w:val="right" w:leader="dot" w:pos="8778"/>
+        </w:tabs>
+        <w:rPr>
+          <w:rFonts w:asciiTheme="minorHAnsi" w:eastAsiaTheme="minorEastAsia" w:hAnsiTheme="minorHAnsi"/>
+          <w:noProof/>
+          <w:kern w:val="2"/>
+          <w:szCs w:val="24"/>
+          <w:lang w:val="en-GB" w:eastAsia="en-GB"/>
+          <w14:ligatures w14:val="standardContextual"/>
+        </w:rPr>
+      </w:pPr>
+      <w:hyperlink w:anchor="_Toc227744740" w:history="1">
+        <w:r>
+          <w:rPr>
+            <w:rStyle w:val="Hyperlink"/>
+            <w:rFonts w:cs="Times New Roman"/>
+            <w:noProof/>
+          </w:rPr>
+          <w:t>10</w:t>
+        </w:r>
+        <w:r>
+          <w:rPr>
+            <w:rStyle w:val="Hyperlink"/>
+            <w:noProof/>
+          </w:rPr>
+          <w:t>. ábra Felhasználói oldal</w:t>
+        </w:r>
+        <w:r>
+          <w:rPr>
+            <w:noProof/>
+            <w:webHidden/>
+          </w:rPr>
+          <w:tab/>
+        </w:r>
+        <w:r>
+          <w:rPr>
+            <w:noProof/>
+            <w:webHidden/>
+          </w:rPr>
+          <w:fldChar w:fldCharType="begin"/>
+        </w:r>
+        <w:r>
+          <w:rPr>
+            <w:noProof/>
+            <w:webHidden/>
+          </w:rPr>
+          <w:instrText xml:space="preserve"> PAGEREF _Toc227744740 \h </w:instrText>
+        </w:r>
+        <w:r>
+          <w:rPr>
+            <w:noProof/>
+            <w:webHidden/>
+          </w:rPr>
+        </w:r>
+        <w:r>
+          <w:rPr>
+            <w:noProof/>
+            <w:webHidden/>
+          </w:rPr>
+          <w:fldChar w:fldCharType="separate"/>
+        </w:r>
+        <w:r>
+          <w:rPr>
+            <w:noProof/>
+            <w:webHidden/>
+          </w:rPr>
+          <w:t>28</w:t>
+        </w:r>
+        <w:r>
+          <w:rPr>
+            <w:noProof/>
+            <w:webHidden/>
+          </w:rPr>
+          <w:fldChar w:fldCharType="end"/>
+        </w:r>
+      </w:hyperlink>
+    </w:p>
+    <w:p>
+      <w:pPr>
+        <w:pStyle w:val="TableofFigures"/>
+        <w:tabs>
+          <w:tab w:val="right" w:leader="dot" w:pos="8778"/>
+        </w:tabs>
+        <w:rPr>
+          <w:rFonts w:asciiTheme="minorHAnsi" w:eastAsiaTheme="minorEastAsia" w:hAnsiTheme="minorHAnsi"/>
+          <w:noProof/>
+          <w:kern w:val="2"/>
+          <w:szCs w:val="24"/>
+          <w:lang w:val="en-GB" w:eastAsia="en-GB"/>
+          <w14:ligatures w14:val="standardContextual"/>
+        </w:rPr>
+      </w:pPr>
+      <w:hyperlink w:anchor="_Toc227744741" w:history="1">
+        <w:r>
+          <w:rPr>
+            <w:rStyle w:val="Hyperlink"/>
+            <w:rFonts w:cs="Times New Roman"/>
+            <w:noProof/>
+          </w:rPr>
+          <w:t>11</w:t>
+        </w:r>
+        <w:r>
+          <w:rPr>
+            <w:rStyle w:val="Hyperlink"/>
+            <w:noProof/>
+          </w:rPr>
+          <w:t>. ábra Menü Admin felhasználóval</w:t>
+        </w:r>
+        <w:r>
+          <w:rPr>
+            <w:noProof/>
+            <w:webHidden/>
+          </w:rPr>
+          <w:tab/>
+        </w:r>
+        <w:r>
+          <w:rPr>
+            <w:noProof/>
+            <w:webHidden/>
+          </w:rPr>
+          <w:fldChar w:fldCharType="begin"/>
+        </w:r>
+        <w:r>
+          <w:rPr>
+            <w:noProof/>
+            <w:webHidden/>
+          </w:rPr>
+          <w:instrText xml:space="preserve"> PAGEREF _Toc227744741 \h </w:instrText>
+        </w:r>
+        <w:r>
+          <w:rPr>
+            <w:noProof/>
+            <w:webHidden/>
+          </w:rPr>
+        </w:r>
+        <w:r>
+          <w:rPr>
+            <w:noProof/>
+            <w:webHidden/>
+          </w:rPr>
+          <w:fldChar w:fldCharType="separate"/>
+        </w:r>
+        <w:r>
+          <w:rPr>
+            <w:noProof/>
+            <w:webHidden/>
+          </w:rPr>
+          <w:t>28</w:t>
+        </w:r>
+        <w:r>
+          <w:rPr>
+            <w:noProof/>
+            <w:webHidden/>
+          </w:rPr>
+          <w:fldChar w:fldCharType="end"/>
+        </w:r>
+      </w:hyperlink>
+    </w:p>
+    <w:p>
+      <w:pPr>
+        <w:pStyle w:val="TableofFigures"/>
+        <w:tabs>
+          <w:tab w:val="right" w:leader="dot" w:pos="8778"/>
+        </w:tabs>
+        <w:rPr>
+          <w:rFonts w:asciiTheme="minorHAnsi" w:eastAsiaTheme="minorEastAsia" w:hAnsiTheme="minorHAnsi"/>
+          <w:noProof/>
+          <w:kern w:val="2"/>
+          <w:szCs w:val="24"/>
+          <w:lang w:val="en-GB" w:eastAsia="en-GB"/>
+          <w14:ligatures w14:val="standardContextual"/>
+        </w:rPr>
+      </w:pPr>
+      <w:hyperlink w:anchor="_Toc227744742" w:history="1">
+        <w:r>
+          <w:rPr>
+            <w:rStyle w:val="Hyperlink"/>
+            <w:rFonts w:cs="Times New Roman"/>
+            <w:noProof/>
+          </w:rPr>
+          <w:t>12</w:t>
+        </w:r>
+        <w:r>
+          <w:rPr>
+            <w:rStyle w:val="Hyperlink"/>
+            <w:noProof/>
+          </w:rPr>
+          <w:t>. ábra Termék hozzáadása oldal</w:t>
+        </w:r>
+        <w:r>
+          <w:rPr>
+            <w:noProof/>
+            <w:webHidden/>
+          </w:rPr>
+          <w:tab/>
+        </w:r>
+        <w:r>
+          <w:rPr>
+            <w:noProof/>
+            <w:webHidden/>
+          </w:rPr>
+          <w:fldChar w:fldCharType="begin"/>
+        </w:r>
+        <w:r>
+          <w:rPr>
+            <w:noProof/>
+            <w:webHidden/>
+          </w:rPr>
+          <w:instrText xml:space="preserve"> PAGEREF _Toc227744742 \h </w:instrText>
+        </w:r>
+        <w:r>
+          <w:rPr>
+            <w:noProof/>
+            <w:webHidden/>
+          </w:rPr>
+        </w:r>
+        <w:r>
+          <w:rPr>
+            <w:noProof/>
+            <w:webHidden/>
+          </w:rPr>
+          <w:fldChar w:fldCharType="separate"/>
+        </w:r>
+        <w:r>
+          <w:rPr>
+            <w:noProof/>
+            <w:webHidden/>
+          </w:rPr>
+          <w:t>29</w:t>
+        </w:r>
+        <w:r>
+          <w:rPr>
+            <w:noProof/>
+            <w:webHidden/>
+          </w:rPr>
+          <w:fldChar w:fldCharType="end"/>
+        </w:r>
+      </w:hyperlink>
+    </w:p>
+    <w:p>
+      <w:pPr>
+        <w:pStyle w:val="TableofFigures"/>
+        <w:tabs>
+          <w:tab w:val="right" w:leader="dot" w:pos="8778"/>
+        </w:tabs>
+        <w:rPr>
+          <w:rFonts w:asciiTheme="minorHAnsi" w:eastAsiaTheme="minorEastAsia" w:hAnsiTheme="minorHAnsi"/>
+          <w:noProof/>
+          <w:kern w:val="2"/>
+          <w:szCs w:val="24"/>
+          <w:lang w:val="en-GB" w:eastAsia="en-GB"/>
+          <w14:ligatures w14:val="standardContextual"/>
+        </w:rPr>
+      </w:pPr>
+      <w:hyperlink w:anchor="_Toc227744743" w:history="1">
+        <w:r>
+          <w:rPr>
+            <w:rStyle w:val="Hyperlink"/>
+            <w:rFonts w:cs="Times New Roman"/>
+            <w:noProof/>
+          </w:rPr>
+          <w:t>13</w:t>
+        </w:r>
+        <w:r>
+          <w:rPr>
+            <w:rStyle w:val="Hyperlink"/>
+            <w:noProof/>
+          </w:rPr>
+          <w:t>. ábra Termék frissítése oldal</w:t>
+        </w:r>
+        <w:r>
+          <w:rPr>
+            <w:noProof/>
+            <w:webHidden/>
+          </w:rPr>
+          <w:tab/>
+        </w:r>
+        <w:r>
+          <w:rPr>
+            <w:noProof/>
+            <w:webHidden/>
+          </w:rPr>
+          <w:fldChar w:fldCharType="begin"/>
+        </w:r>
+        <w:r>
+          <w:rPr>
+            <w:noProof/>
+            <w:webHidden/>
+          </w:rPr>
+          <w:instrText xml:space="preserve"> PAGEREF _Toc227744743 \h </w:instrText>
+        </w:r>
+        <w:r>
+          <w:rPr>
+            <w:noProof/>
+            <w:webHidden/>
+          </w:rPr>
+        </w:r>
+        <w:r>
+          <w:rPr>
+            <w:noProof/>
+            <w:webHidden/>
+          </w:rPr>
+          <w:fldChar w:fldCharType="separate"/>
+        </w:r>
+        <w:r>
+          <w:rPr>
+            <w:noProof/>
+            <w:webHidden/>
+          </w:rPr>
+          <w:t>30</w:t>
+        </w:r>
+        <w:r>
+          <w:rPr>
+            <w:noProof/>
+            <w:webHidden/>
+          </w:rPr>
+          <w:fldChar w:fldCharType="end"/>
+        </w:r>
+      </w:hyperlink>
+    </w:p>
+    <w:p>
+      <w:pPr>
+        <w:pStyle w:val="TableofFigures"/>
+        <w:tabs>
+          <w:tab w:val="right" w:leader="dot" w:pos="8778"/>
+        </w:tabs>
+        <w:rPr>
+          <w:rFonts w:asciiTheme="minorHAnsi" w:eastAsiaTheme="minorEastAsia" w:hAnsiTheme="minorHAnsi"/>
+          <w:noProof/>
+          <w:kern w:val="2"/>
+          <w:szCs w:val="24"/>
+          <w:lang w:val="en-GB" w:eastAsia="en-GB"/>
+          <w14:ligatures w14:val="standardContextual"/>
+        </w:rPr>
+      </w:pPr>
+      <w:hyperlink w:anchor="_Toc227744744" w:history="1">
+        <w:r>
+          <w:rPr>
+            <w:rStyle w:val="Hyperlink"/>
+            <w:rFonts w:cs="Times New Roman"/>
+            <w:noProof/>
+          </w:rPr>
+          <w:t>14</w:t>
+        </w:r>
+        <w:r>
+          <w:rPr>
+            <w:rStyle w:val="Hyperlink"/>
+            <w:noProof/>
+          </w:rPr>
+          <w:t>. ábra Specifikáció hozzáadása</w:t>
+        </w:r>
+        <w:r>
+          <w:rPr>
+            <w:noProof/>
+            <w:webHidden/>
+          </w:rPr>
+          <w:tab/>
+        </w:r>
+        <w:r>
+          <w:rPr>
+            <w:noProof/>
+            <w:webHidden/>
+          </w:rPr>
+          <w:fldChar w:fldCharType="begin"/>
+        </w:r>
+        <w:r>
+          <w:rPr>
+            <w:noProof/>
+            <w:webHidden/>
+          </w:rPr>
+          <w:instrText xml:space="preserve"> PAGEREF _Toc227744744 \h </w:instrText>
+        </w:r>
+        <w:r>
+          <w:rPr>
+            <w:noProof/>
+            <w:webHidden/>
+          </w:rPr>
+        </w:r>
+        <w:r>
+          <w:rPr>
+            <w:noProof/>
+            <w:webHidden/>
+          </w:rPr>
+          <w:fldChar w:fldCharType="separate"/>
+        </w:r>
+        <w:r>
+          <w:rPr>
+            <w:noProof/>
+            <w:webHidden/>
+          </w:rPr>
+          <w:t>30</w:t>
+        </w:r>
+        <w:r>
+          <w:rPr>
+            <w:noProof/>
+            <w:webHidden/>
+          </w:rPr>
+          <w:fldChar w:fldCharType="end"/>
+        </w:r>
+      </w:hyperlink>
+    </w:p>
+    <w:p>
+      <w:pPr>
+        <w:pStyle w:val="TableofFigures"/>
+        <w:tabs>
+          <w:tab w:val="right" w:leader="dot" w:pos="8778"/>
+        </w:tabs>
+        <w:rPr>
+          <w:rFonts w:asciiTheme="minorHAnsi" w:eastAsiaTheme="minorEastAsia" w:hAnsiTheme="minorHAnsi"/>
+          <w:noProof/>
+          <w:kern w:val="2"/>
+          <w:szCs w:val="24"/>
+          <w:lang w:val="en-GB" w:eastAsia="en-GB"/>
+          <w14:ligatures w14:val="standardContextual"/>
+        </w:rPr>
+      </w:pPr>
+      <w:hyperlink w:anchor="_Toc227744745" w:history="1">
+        <w:r>
+          <w:rPr>
+            <w:rStyle w:val="Hyperlink"/>
+            <w:rFonts w:cs="Times New Roman"/>
+            <w:noProof/>
+          </w:rPr>
+          <w:t>15</w:t>
+        </w:r>
+        <w:r>
+          <w:rPr>
+            <w:rStyle w:val="Hyperlink"/>
+            <w:noProof/>
+          </w:rPr>
+          <w:t>. ábra Rendelés kezelése oldal</w:t>
+        </w:r>
+        <w:r>
+          <w:rPr>
+            <w:noProof/>
+            <w:webHidden/>
+          </w:rPr>
+          <w:tab/>
+        </w:r>
+        <w:r>
+          <w:rPr>
+            <w:noProof/>
+            <w:webHidden/>
+          </w:rPr>
+          <w:fldChar w:fldCharType="begin"/>
+        </w:r>
+        <w:r>
+          <w:rPr>
+            <w:noProof/>
+            <w:webHidden/>
+          </w:rPr>
+          <w:instrText xml:space="preserve"> PAGEREF _Toc227744745 \h </w:instrText>
+        </w:r>
+        <w:r>
+          <w:rPr>
+            <w:noProof/>
+            <w:webHidden/>
+          </w:rPr>
+        </w:r>
+        <w:r>
+          <w:rPr>
+            <w:noProof/>
+            <w:webHidden/>
+          </w:rPr>
+          <w:fldChar w:fldCharType="separate"/>
+        </w:r>
+        <w:r>
+          <w:rPr>
+            <w:noProof/>
+            <w:webHidden/>
+          </w:rPr>
+          <w:t>31</w:t>
+        </w:r>
+        <w:r>
+          <w:rPr>
+            <w:noProof/>
+            <w:webHidden/>
+          </w:rPr>
+          <w:fldChar w:fldCharType="end"/>
+        </w:r>
+      </w:hyperlink>
+    </w:p>
+    <w:p>
+      <w:pPr>
+        <w:rPr>
+          <w:rFonts w:cs="Times New Roman"/>
+          <w:szCs w:val="24"/>
+        </w:rPr>
+      </w:pPr>
+      <w:r>
+        <w:rPr>
+          <w:rFonts w:cs="Times New Roman"/>
+          <w:szCs w:val="24"/>
+        </w:rPr>
+        <w:fldChar w:fldCharType="end"/>
+      </w:r>
     </w:p>
     <w:sectPr>
       <w:pgSz w:w="11906" w:h="16838"/>
@@ -25374,6 +26917,9 @@
   </w:num>
   <w:num w:numId="144" w16cid:durableId="1839806355">
     <w:abstractNumId w:val="20"/>
+  </w:num>
+  <w:num w:numId="145" w16cid:durableId="553397809">
+    <w:abstractNumId w:val="54"/>
   </w:num>
   <w:numIdMacAtCleanup w:val="5"/>
 </w:numbering>
@@ -26118,6 +27664,17 @@
       <w:sz w:val="24"/>
     </w:rPr>
   </w:style>
+  <w:style w:type="paragraph" w:styleId="TableofFigures">
+    <w:name w:val="table of figures"/>
+    <w:basedOn w:val="Normal"/>
+    <w:next w:val="Normal"/>
+    <w:uiPriority w:val="99"/>
+    <w:unhideWhenUsed/>
+    <w:rsid w:val="00AA2DAF"/>
+    <w:pPr>
+      <w:spacing w:after="0"/>
+    </w:pPr>
+  </w:style>
 </w:styles>
 </file>
 
@@ -26383,6 +27940,10 @@
 </file>
 
 <file path=customXml/item1.xml><?xml version="1.0" encoding="utf-8"?>
+<b:Sources xmlns:b="http://schemas.openxmlformats.org/officeDocument/2006/bibliography" xmlns="http://schemas.openxmlformats.org/officeDocument/2006/bibliography" SelectedStyle="\APASixthEditionOfficeOnline.xsl" StyleName="APA" Version="6"/>
+</file>
+
+<file path=customXml/item2.xml><?xml version="1.0" encoding="utf-8"?>
 <?mso-contentType ?>
 <FormTemplates xmlns="http://schemas.microsoft.com/sharepoint/v3/contenttype/forms">
   <Display>DocumentLibraryForm</Display>
@@ -26391,19 +27952,7 @@
 </FormTemplates>
 </file>
 
-<file path=customXml/item2.xml><?xml version="1.0" encoding="utf-8"?>
-<b:Sources xmlns:b="http://schemas.openxmlformats.org/officeDocument/2006/bibliography" xmlns="http://schemas.openxmlformats.org/officeDocument/2006/bibliography" SelectedStyle="\APASixthEditionOfficeOnline.xsl" StyleName="APA" Version="6"/>
-</file>
-
 <file path=customXml/item3.xml><?xml version="1.0" encoding="utf-8"?>
-<p:properties xmlns:p="http://schemas.microsoft.com/office/2006/metadata/properties" xmlns:xsi="http://www.w3.org/2001/XMLSchema-instance" xmlns:pc="http://schemas.microsoft.com/office/infopath/2007/PartnerControls">
-  <documentManagement>
-    <ReferenceId xmlns="3082a470-ada5-4cbf-9d06-ea7467a5f42b" xsi:nil="true"/>
-  </documentManagement>
-</p:properties>
-</file>
-
-<file path=customXml/item4.xml><?xml version="1.0" encoding="utf-8"?>
 <ct:contentTypeSchema xmlns:ct="http://schemas.microsoft.com/office/2006/metadata/contentType" xmlns:ma="http://schemas.microsoft.com/office/2006/metadata/properties/metaAttributes" ct:_="" ma:_="" ma:contentTypeName="Dokumentum" ma:contentTypeID="0x0101008DB2BA77D7B0974F81E40FCB12FBB0F7" ma:contentTypeVersion="1" ma:contentTypeDescription="Új dokumentum létrehozása." ma:contentTypeScope="" ma:versionID="a2fe183413a33cc8dafe865f56a242a7">
   <xsd:schema xmlns:xsd="http://www.w3.org/2001/XMLSchema" xmlns:xs="http://www.w3.org/2001/XMLSchema" xmlns:p="http://schemas.microsoft.com/office/2006/metadata/properties" xmlns:ns2="3082a470-ada5-4cbf-9d06-ea7467a5f42b" targetNamespace="http://schemas.microsoft.com/office/2006/metadata/properties" ma:root="true" ma:fieldsID="e8e075e40068dd2fe6b5652315bdd1b1" ns2:_="">
     <xsd:import namespace="3082a470-ada5-4cbf-9d06-ea7467a5f42b"/>
@@ -26529,7 +28078,23 @@
 </ct:contentTypeSchema>
 </file>
 
+<file path=customXml/item4.xml><?xml version="1.0" encoding="utf-8"?>
+<p:properties xmlns:p="http://schemas.microsoft.com/office/2006/metadata/properties" xmlns:xsi="http://www.w3.org/2001/XMLSchema-instance" xmlns:pc="http://schemas.microsoft.com/office/infopath/2007/PartnerControls">
+  <documentManagement>
+    <ReferenceId xmlns="3082a470-ada5-4cbf-9d06-ea7467a5f42b" xsi:nil="true"/>
+  </documentManagement>
+</p:properties>
+</file>
+
 <file path=customXml/itemProps1.xml><?xml version="1.0" encoding="utf-8"?>
+<ds:datastoreItem xmlns:ds="http://schemas.openxmlformats.org/officeDocument/2006/customXml" ds:itemID="{E046164B-1B66-4EDD-8209-A45E9B93A194}">
+  <ds:schemaRefs>
+    <ds:schemaRef ds:uri="http://schemas.openxmlformats.org/officeDocument/2006/bibliography"/>
+  </ds:schemaRefs>
+</ds:datastoreItem>
+</file>
+
+<file path=customXml/itemProps2.xml><?xml version="1.0" encoding="utf-8"?>
 <ds:datastoreItem xmlns:ds="http://schemas.openxmlformats.org/officeDocument/2006/customXml" ds:itemID="{79A7C881-0E9F-4ADE-9952-CE895C263EC3}">
   <ds:schemaRefs>
     <ds:schemaRef ds:uri="http://schemas.microsoft.com/sharepoint/v3/contenttype/forms"/>
@@ -26537,25 +28102,7 @@
 </ds:datastoreItem>
 </file>
 
-<file path=customXml/itemProps2.xml><?xml version="1.0" encoding="utf-8"?>
-<ds:datastoreItem xmlns:ds="http://schemas.openxmlformats.org/officeDocument/2006/customXml" ds:itemID="{E046164B-1B66-4EDD-8209-A45E9B93A194}">
-  <ds:schemaRefs>
-    <ds:schemaRef ds:uri="http://schemas.openxmlformats.org/officeDocument/2006/bibliography"/>
-  </ds:schemaRefs>
-</ds:datastoreItem>
-</file>
-
 <file path=customXml/itemProps3.xml><?xml version="1.0" encoding="utf-8"?>
-<ds:datastoreItem xmlns:ds="http://schemas.openxmlformats.org/officeDocument/2006/customXml" ds:itemID="{B7E9051D-122B-41E4-9B50-07EAFD04DFCF}">
-  <ds:schemaRefs>
-    <ds:schemaRef ds:uri="http://schemas.microsoft.com/office/2006/metadata/properties"/>
-    <ds:schemaRef ds:uri="http://schemas.microsoft.com/office/infopath/2007/PartnerControls"/>
-    <ds:schemaRef ds:uri="3082a470-ada5-4cbf-9d06-ea7467a5f42b"/>
-  </ds:schemaRefs>
-</ds:datastoreItem>
-</file>
-
-<file path=customXml/itemProps4.xml><?xml version="1.0" encoding="utf-8"?>
 <ds:datastoreItem xmlns:ds="http://schemas.openxmlformats.org/officeDocument/2006/customXml" ds:itemID="{C926E1C3-1EDF-4BDB-98CD-6269B8457C24}">
   <ds:schemaRefs>
     <ds:schemaRef ds:uri="http://schemas.microsoft.com/office/2006/metadata/contentType"/>
@@ -26571,4 +28118,14 @@
     <ds:schemaRef ds:uri="http://schemas.microsoft.com/internal/obd"/>
   </ds:schemaRefs>
 </ds:datastoreItem>
+</file>
+
+<file path=customXml/itemProps4.xml><?xml version="1.0" encoding="utf-8"?>
+<ds:datastoreItem xmlns:ds="http://schemas.openxmlformats.org/officeDocument/2006/customXml" ds:itemID="{B7E9051D-122B-41E4-9B50-07EAFD04DFCF}">
+  <ds:schemaRefs>
+    <ds:schemaRef ds:uri="http://schemas.microsoft.com/office/2006/metadata/properties"/>
+    <ds:schemaRef ds:uri="http://schemas.microsoft.com/office/infopath/2007/PartnerControls"/>
+    <ds:schemaRef ds:uri="3082a470-ada5-4cbf-9d06-ea7467a5f42b"/>
+  </ds:schemaRefs>
+</ds:datastoreItem>
 </file>